--- a/briefings/线口监测午报-2026-10-29.docx
+++ b/briefings/线口监测午报-2026-10-29.docx
@@ -22,7 +22,7 @@
           <w:color w:val="888888"/>
           <w:sz w:val="18"/>
         </w:rPr>
-        <w:t>监测窗口:近48小时 | 生成时间:2026-10-29 13:53</w:t>
+        <w:t>监测窗口:近48小时 | 生成时间:2026-10-29 15:08</w:t>
       </w:r>
     </w:p>
     <w:p>
@@ -70,6 +70,363 @@
           <w:color w:val="888888"/>
           <w:sz w:val="24"/>
         </w:rPr>
+        <w:t>AI 冲击初级编程岗位需求，美高校计算机专业入学人数大幅下滑</w:t>
+      </w:r>
+    </w:p>
+    <w:p>
+      <w:r>
+        <w:rPr>
+          <w:rFonts w:ascii="Times New Roman" w:hAnsi="Times New Roman" w:eastAsia="宋体"/>
+          <w:color w:val="888888"/>
+          <w:sz w:val="18"/>
+        </w:rPr>
+        <w:t>来源:IT之家 | 时间:10-29 14:46</w:t>
+      </w:r>
+    </w:p>
+    <w:p>
+      <w:r>
+        <w:rPr>
+          <w:rFonts w:ascii="Times New Roman" w:hAnsi="Times New Roman" w:eastAsia="宋体"/>
+          <w:sz w:val="18"/>
+        </w:rPr>
+        <w:t>链接:</w:t>
+      </w:r>
+      <w:hyperlink r:id="rId9">
+        <w:r>
+          <w:rPr>
+            <w:color w:val="0563C1"/>
+            <w:u w:val="single"/>
+          </w:rPr>
+          <w:t>AI 冲击初级编程岗位需求，美高校计算机专业入学人数大幅下滑</w:t>
+        </w:r>
+      </w:hyperlink>
+    </w:p>
+    <w:p>
+      <w:pPr>
+        <w:pStyle w:val="Heading3"/>
+      </w:pPr>
+      <w:r>
+        <w:rPr>
+          <w:rFonts w:ascii="Times New Roman" w:hAnsi="Times New Roman" w:eastAsia="黑体"/>
+          <w:b w:val="0"/>
+          <w:color w:val="888888"/>
+          <w:sz w:val="24"/>
+        </w:rPr>
+        <w:t>【C级·参考】</w:t>
+      </w:r>
+      <w:r>
+        <w:rPr>
+          <w:rFonts w:ascii="Times New Roman" w:hAnsi="Times New Roman" w:eastAsia="黑体"/>
+          <w:b w:val="0"/>
+          <w:color w:val="888888"/>
+          <w:sz w:val="24"/>
+        </w:rPr>
+        <w:t>小米 MiMo Desktop 会员权益升级：额度加量不加价、新增 DeepSeek 等第三方模型</w:t>
+      </w:r>
+    </w:p>
+    <w:p>
+      <w:r>
+        <w:rPr>
+          <w:rFonts w:ascii="Times New Roman" w:hAnsi="Times New Roman" w:eastAsia="宋体"/>
+          <w:color w:val="888888"/>
+          <w:sz w:val="18"/>
+        </w:rPr>
+        <w:t>来源:IT之家 | 时间:10-29 14:41</w:t>
+      </w:r>
+    </w:p>
+    <w:p>
+      <w:r>
+        <w:rPr>
+          <w:rFonts w:ascii="Times New Roman" w:hAnsi="Times New Roman" w:eastAsia="宋体"/>
+          <w:sz w:val="18"/>
+        </w:rPr>
+        <w:t>链接:</w:t>
+      </w:r>
+      <w:hyperlink r:id="rId10">
+        <w:r>
+          <w:rPr>
+            <w:color w:val="0563C1"/>
+            <w:u w:val="single"/>
+          </w:rPr>
+          <w:t>小米 MiMo Desktop 会员权益升级：额度加量不加价、新增 DeepSeek 等第三方模型</w:t>
+        </w:r>
+      </w:hyperlink>
+    </w:p>
+    <w:p>
+      <w:pPr>
+        <w:pStyle w:val="Heading3"/>
+      </w:pPr>
+      <w:r>
+        <w:rPr>
+          <w:rFonts w:ascii="Times New Roman" w:hAnsi="Times New Roman" w:eastAsia="黑体"/>
+          <w:b w:val="0"/>
+          <w:color w:val="888888"/>
+          <w:sz w:val="24"/>
+        </w:rPr>
+        <w:t>【C级·参考】</w:t>
+      </w:r>
+      <w:r>
+        <w:rPr>
+          <w:rFonts w:ascii="Times New Roman" w:hAnsi="Times New Roman" w:eastAsia="黑体"/>
+          <w:b w:val="0"/>
+          <w:color w:val="888888"/>
+          <w:sz w:val="24"/>
+        </w:rPr>
+        <w:t>Instagram 负责人莫塞里承认公众普遍反感 AI，预计未来情况还将继续恶化</w:t>
+      </w:r>
+    </w:p>
+    <w:p>
+      <w:r>
+        <w:rPr>
+          <w:rFonts w:ascii="Times New Roman" w:hAnsi="Times New Roman" w:eastAsia="宋体"/>
+          <w:color w:val="888888"/>
+          <w:sz w:val="18"/>
+        </w:rPr>
+        <w:t>来源:IT之家 | 时间:10-29 14:34</w:t>
+      </w:r>
+    </w:p>
+    <w:p>
+      <w:r>
+        <w:rPr>
+          <w:rFonts w:ascii="Times New Roman" w:hAnsi="Times New Roman" w:eastAsia="宋体"/>
+          <w:sz w:val="18"/>
+        </w:rPr>
+        <w:t>链接:</w:t>
+      </w:r>
+      <w:hyperlink r:id="rId11">
+        <w:r>
+          <w:rPr>
+            <w:color w:val="0563C1"/>
+            <w:u w:val="single"/>
+          </w:rPr>
+          <w:t>Instagram 负责人莫塞里承认公众普遍反感 AI，预计未来情况还将继续恶化</w:t>
+        </w:r>
+      </w:hyperlink>
+    </w:p>
+    <w:p>
+      <w:pPr>
+        <w:pStyle w:val="Heading3"/>
+      </w:pPr>
+      <w:r>
+        <w:rPr>
+          <w:rFonts w:ascii="Times New Roman" w:hAnsi="Times New Roman" w:eastAsia="黑体"/>
+          <w:b w:val="0"/>
+          <w:color w:val="888888"/>
+          <w:sz w:val="24"/>
+        </w:rPr>
+        <w:t>【C级·参考】</w:t>
+      </w:r>
+      <w:r>
+        <w:rPr>
+          <w:rFonts w:ascii="Times New Roman" w:hAnsi="Times New Roman" w:eastAsia="黑体"/>
+          <w:b w:val="0"/>
+          <w:color w:val="888888"/>
+          <w:sz w:val="24"/>
+        </w:rPr>
+        <w:t>Claude Code 2.1.311 上线新环境变量，AI 智能体删文件可以不再问你</w:t>
+      </w:r>
+    </w:p>
+    <w:p>
+      <w:r>
+        <w:rPr>
+          <w:rFonts w:ascii="Times New Roman" w:hAnsi="Times New Roman" w:eastAsia="宋体"/>
+          <w:color w:val="888888"/>
+          <w:sz w:val="18"/>
+        </w:rPr>
+        <w:t>来源:IT之家 | 时间:10-29 14:32</w:t>
+      </w:r>
+    </w:p>
+    <w:p>
+      <w:r>
+        <w:rPr>
+          <w:rFonts w:ascii="Times New Roman" w:hAnsi="Times New Roman" w:eastAsia="宋体"/>
+          <w:sz w:val="18"/>
+        </w:rPr>
+        <w:t>链接:</w:t>
+      </w:r>
+      <w:hyperlink r:id="rId12">
+        <w:r>
+          <w:rPr>
+            <w:color w:val="0563C1"/>
+            <w:u w:val="single"/>
+          </w:rPr>
+          <w:t>Claude Code 2.1.311 上线新环境变量，AI 智能体删文件可以不再问你</w:t>
+        </w:r>
+      </w:hyperlink>
+    </w:p>
+    <w:p>
+      <w:pPr>
+        <w:pStyle w:val="Heading3"/>
+      </w:pPr>
+      <w:r>
+        <w:rPr>
+          <w:rFonts w:ascii="Times New Roman" w:hAnsi="Times New Roman" w:eastAsia="黑体"/>
+          <w:b w:val="0"/>
+          <w:color w:val="888888"/>
+          <w:sz w:val="24"/>
+        </w:rPr>
+        <w:t>【C级·参考】</w:t>
+      </w:r>
+      <w:r>
+        <w:rPr>
+          <w:rFonts w:ascii="Times New Roman" w:hAnsi="Times New Roman" w:eastAsia="黑体"/>
+          <w:b w:val="0"/>
+          <w:color w:val="888888"/>
+          <w:sz w:val="24"/>
+        </w:rPr>
+        <w:t>钞能力？应对数据中心周边扰民投诉，SpaceXAI 直接买下当地住宅</w:t>
+      </w:r>
+    </w:p>
+    <w:p>
+      <w:r>
+        <w:rPr>
+          <w:rFonts w:ascii="Times New Roman" w:hAnsi="Times New Roman" w:eastAsia="宋体"/>
+          <w:color w:val="888888"/>
+          <w:sz w:val="18"/>
+        </w:rPr>
+        <w:t>来源:IT之家 | 时间:10-29 14:15</w:t>
+      </w:r>
+    </w:p>
+    <w:p>
+      <w:r>
+        <w:rPr>
+          <w:rFonts w:ascii="Times New Roman" w:hAnsi="Times New Roman" w:eastAsia="宋体"/>
+          <w:sz w:val="18"/>
+        </w:rPr>
+        <w:t>链接:</w:t>
+      </w:r>
+      <w:hyperlink r:id="rId13">
+        <w:r>
+          <w:rPr>
+            <w:color w:val="0563C1"/>
+            <w:u w:val="single"/>
+          </w:rPr>
+          <w:t>钞能力？应对数据中心周边扰民投诉，SpaceXAI 直接买下当地住宅</w:t>
+        </w:r>
+      </w:hyperlink>
+    </w:p>
+    <w:p>
+      <w:pPr>
+        <w:pStyle w:val="Heading3"/>
+      </w:pPr>
+      <w:r>
+        <w:rPr>
+          <w:rFonts w:ascii="Times New Roman" w:hAnsi="Times New Roman" w:eastAsia="黑体"/>
+          <w:b w:val="0"/>
+          <w:color w:val="888888"/>
+          <w:sz w:val="24"/>
+        </w:rPr>
+        <w:t>【C级·参考】</w:t>
+      </w:r>
+      <w:r>
+        <w:rPr>
+          <w:rFonts w:ascii="Times New Roman" w:hAnsi="Times New Roman" w:eastAsia="黑体"/>
+          <w:b w:val="0"/>
+          <w:color w:val="888888"/>
+          <w:sz w:val="24"/>
+        </w:rPr>
+        <w:t>Altera 公布 Agilex 2X 系列 FPGA，支持边缘物理 AI 应用</w:t>
+      </w:r>
+    </w:p>
+    <w:p>
+      <w:r>
+        <w:rPr>
+          <w:rFonts w:ascii="Times New Roman" w:hAnsi="Times New Roman" w:eastAsia="宋体"/>
+          <w:color w:val="888888"/>
+          <w:sz w:val="18"/>
+        </w:rPr>
+        <w:t>来源:IT之家 | 时间:10-29 14:09</w:t>
+      </w:r>
+    </w:p>
+    <w:p>
+      <w:r>
+        <w:rPr>
+          <w:rFonts w:ascii="Times New Roman" w:hAnsi="Times New Roman" w:eastAsia="宋体"/>
+          <w:sz w:val="18"/>
+        </w:rPr>
+        <w:t>链接:</w:t>
+      </w:r>
+      <w:hyperlink r:id="rId14">
+        <w:r>
+          <w:rPr>
+            <w:color w:val="0563C1"/>
+            <w:u w:val="single"/>
+          </w:rPr>
+          <w:t>Altera 公布 Agilex 2X 系列 FPGA，支持边缘物理 AI 应用</w:t>
+        </w:r>
+      </w:hyperlink>
+    </w:p>
+    <w:p>
+      <w:pPr>
+        <w:pStyle w:val="Heading3"/>
+      </w:pPr>
+      <w:r>
+        <w:rPr>
+          <w:rFonts w:ascii="Times New Roman" w:hAnsi="Times New Roman" w:eastAsia="黑体"/>
+          <w:b w:val="0"/>
+          <w:color w:val="888888"/>
+          <w:sz w:val="24"/>
+        </w:rPr>
+        <w:t>【C级·参考】</w:t>
+      </w:r>
+      <w:r>
+        <w:rPr>
+          <w:rFonts w:ascii="Times New Roman" w:hAnsi="Times New Roman" w:eastAsia="黑体"/>
+          <w:b w:val="0"/>
+          <w:color w:val="888888"/>
+          <w:sz w:val="24"/>
+        </w:rPr>
+        <w:t>给 AI 芯片“退烧”：国内首款 12 英寸多晶碳化硅衬底在长沙问世，通过台积电认证测试、并给三星送样</w:t>
+      </w:r>
+    </w:p>
+    <w:p>
+      <w:r>
+        <w:rPr>
+          <w:rFonts w:ascii="Times New Roman" w:hAnsi="Times New Roman" w:eastAsia="宋体"/>
+          <w:color w:val="888888"/>
+          <w:sz w:val="18"/>
+        </w:rPr>
+        <w:t>来源:IT之家 | 时间:10-29 14:08</w:t>
+      </w:r>
+    </w:p>
+    <w:p>
+      <w:r>
+        <w:rPr>
+          <w:rFonts w:ascii="Times New Roman" w:hAnsi="Times New Roman" w:eastAsia="宋体"/>
+          <w:sz w:val="18"/>
+        </w:rPr>
+        <w:t>链接:</w:t>
+      </w:r>
+      <w:hyperlink r:id="rId15">
+        <w:r>
+          <w:rPr>
+            <w:color w:val="0563C1"/>
+            <w:u w:val="single"/>
+          </w:rPr>
+          <w:t>给 AI 芯片“退烧”：国内首款 12 英寸多晶碳化硅衬底在长沙问世，通过台积电认证测试、并给三星送样</w:t>
+        </w:r>
+      </w:hyperlink>
+    </w:p>
+    <w:p>
+      <w:pPr>
+        <w:pStyle w:val="Heading3"/>
+      </w:pPr>
+      <w:r>
+        <w:rPr>
+          <w:rFonts w:ascii="Times New Roman" w:hAnsi="Times New Roman" w:eastAsia="黑体"/>
+          <w:b w:val="0"/>
+          <w:color w:val="888888"/>
+          <w:sz w:val="24"/>
+        </w:rPr>
+        <w:t>【C级·参考】</w:t>
+      </w:r>
+      <w:r>
+        <w:rPr>
+          <w:rFonts w:ascii="Times New Roman" w:hAnsi="Times New Roman" w:eastAsia="黑体"/>
+          <w:b w:val="0"/>
+          <w:color w:val="888888"/>
+          <w:sz w:val="24"/>
+        </w:rPr>
         <w:t>腾讯与 Visa 宣布战略合作，包含跨境支付、企业级 AI、智能体支付等领域</w:t>
       </w:r>
     </w:p>
@@ -91,7 +448,7 @@
         </w:rPr>
         <w:t>链接:</w:t>
       </w:r>
-      <w:hyperlink r:id="rId9">
+      <w:hyperlink r:id="rId16">
         <w:r>
           <w:rPr>
             <w:color w:val="0563C1"/>
@@ -142,7 +499,7 @@
         </w:rPr>
         <w:t>链接:</w:t>
       </w:r>
-      <w:hyperlink r:id="rId10">
+      <w:hyperlink r:id="rId17">
         <w:r>
           <w:rPr>
             <w:color w:val="0563C1"/>
@@ -193,7 +550,7 @@
         </w:rPr>
         <w:t>链接:</w:t>
       </w:r>
-      <w:hyperlink r:id="rId11">
+      <w:hyperlink r:id="rId18">
         <w:r>
           <w:rPr>
             <w:color w:val="0563C1"/>
@@ -244,7 +601,7 @@
         </w:rPr>
         <w:t>链接:</w:t>
       </w:r>
-      <w:hyperlink r:id="rId12">
+      <w:hyperlink r:id="rId19">
         <w:r>
           <w:rPr>
             <w:color w:val="0563C1"/>
@@ -295,7 +652,7 @@
         </w:rPr>
         <w:t>链接:</w:t>
       </w:r>
-      <w:hyperlink r:id="rId13">
+      <w:hyperlink r:id="rId20">
         <w:r>
           <w:rPr>
             <w:color w:val="0563C1"/>
@@ -346,7 +703,7 @@
         </w:rPr>
         <w:t>链接:</w:t>
       </w:r>
-      <w:hyperlink r:id="rId14">
+      <w:hyperlink r:id="rId21">
         <w:r>
           <w:rPr>
             <w:color w:val="0563C1"/>
@@ -376,7 +733,7 @@
           <w:color w:val="888888"/>
           <w:sz w:val="24"/>
         </w:rPr>
-        <w:t>韩芯片创企 FuriosaAI 挑战英伟达：新一轮融资后估值翻两番至 29 亿美元</w:t>
+        <w:t>极米记得AI记忆眼镜G1、记忆手环L1上线开售</w:t>
       </w:r>
     </w:p>
     <w:p>
@@ -386,7 +743,7 @@
           <w:color w:val="888888"/>
           <w:sz w:val="18"/>
         </w:rPr>
-        <w:t>来源:IT之家 | 时间:10-29 10:18</w:t>
+        <w:t>来源:Bing新闻 | 时间:10-29 01:17</w:t>
       </w:r>
     </w:p>
     <w:p>
@@ -397,13 +754,13 @@
         </w:rPr>
         <w:t>链接:</w:t>
       </w:r>
-      <w:hyperlink r:id="rId15">
+      <w:hyperlink r:id="rId22">
         <w:r>
           <w:rPr>
             <w:color w:val="0563C1"/>
             <w:u w:val="single"/>
           </w:rPr>
-          <w:t>韩芯片创企 FuriosaAI 挑战英伟达：新一轮融资后估值翻两番至 29 亿美元</w:t>
+          <w:t>极米记得AI记忆眼镜G1、记忆手环L1上线开售</w:t>
         </w:r>
       </w:hyperlink>
     </w:p>
@@ -418,7 +775,7 @@
           <w:color w:val="888888"/>
           <w:sz w:val="24"/>
         </w:rPr>
-        <w:t>【C级·参考】</w:t>
+        <w:t>【C级·参考|本地】</w:t>
       </w:r>
       <w:r>
         <w:rPr>
@@ -427,7 +784,7 @@
           <w:color w:val="888888"/>
           <w:sz w:val="24"/>
         </w:rPr>
-        <w:t>首次引入视觉理解，腾讯混元 Hy4 、Hy4 flash AI 模型即将发布</w:t>
+        <w:t>跳出逐字生成！深圳跑出大模型黑马，不走ChatGPT老路</w:t>
       </w:r>
     </w:p>
     <w:p>
@@ -437,7 +794,7 @@
           <w:color w:val="888888"/>
           <w:sz w:val="18"/>
         </w:rPr>
-        <w:t>来源:IT之家 | 时间:10-29 10:18</w:t>
+        <w:t>来源:Bing新闻 | 时间:10-29 01:00</w:t>
       </w:r>
     </w:p>
     <w:p>
@@ -448,166 +805,13 @@
         </w:rPr>
         <w:t>链接:</w:t>
       </w:r>
-      <w:hyperlink r:id="rId16">
+      <w:hyperlink r:id="rId23">
         <w:r>
           <w:rPr>
             <w:color w:val="0563C1"/>
             <w:u w:val="single"/>
           </w:rPr>
-          <w:t>首次引入视觉理解，腾讯混元 Hy4 、Hy4 flash AI 模型即将发布</w:t>
-        </w:r>
-      </w:hyperlink>
-    </w:p>
-    <w:p>
-      <w:pPr>
-        <w:pStyle w:val="Heading3"/>
-      </w:pPr>
-      <w:r>
-        <w:rPr>
-          <w:rFonts w:ascii="Times New Roman" w:hAnsi="Times New Roman" w:eastAsia="黑体"/>
-          <w:b w:val="0"/>
-          <w:color w:val="888888"/>
-          <w:sz w:val="24"/>
-        </w:rPr>
-        <w:t>【C级·参考】</w:t>
-      </w:r>
-      <w:r>
-        <w:rPr>
-          <w:rFonts w:ascii="Times New Roman" w:hAnsi="Times New Roman" w:eastAsia="黑体"/>
-          <w:b w:val="0"/>
-          <w:color w:val="888888"/>
-          <w:sz w:val="24"/>
-        </w:rPr>
-        <w:t>努比亚星云 AIOS 3.0 版本升级计划公布，12 月推送 Z80 Ultra 手机</w:t>
-      </w:r>
-    </w:p>
-    <w:p>
-      <w:r>
-        <w:rPr>
-          <w:rFonts w:ascii="Times New Roman" w:hAnsi="Times New Roman" w:eastAsia="宋体"/>
-          <w:color w:val="888888"/>
-          <w:sz w:val="18"/>
-        </w:rPr>
-        <w:t>来源:IT之家 | 时间:10-29 10:14</w:t>
-      </w:r>
-    </w:p>
-    <w:p>
-      <w:r>
-        <w:rPr>
-          <w:rFonts w:ascii="Times New Roman" w:hAnsi="Times New Roman" w:eastAsia="宋体"/>
-          <w:sz w:val="18"/>
-        </w:rPr>
-        <w:t>链接:</w:t>
-      </w:r>
-      <w:hyperlink r:id="rId17">
-        <w:r>
-          <w:rPr>
-            <w:color w:val="0563C1"/>
-            <w:u w:val="single"/>
-          </w:rPr>
-          <w:t>努比亚星云 AIOS 3.0 版本升级计划公布，12 月推送 Z80 Ultra 手机</w:t>
-        </w:r>
-      </w:hyperlink>
-    </w:p>
-    <w:p>
-      <w:pPr>
-        <w:pStyle w:val="Heading3"/>
-      </w:pPr>
-      <w:r>
-        <w:rPr>
-          <w:rFonts w:ascii="Times New Roman" w:hAnsi="Times New Roman" w:eastAsia="黑体"/>
-          <w:b w:val="0"/>
-          <w:color w:val="888888"/>
-          <w:sz w:val="24"/>
-        </w:rPr>
-        <w:t>【C级·参考】</w:t>
-      </w:r>
-      <w:r>
-        <w:rPr>
-          <w:rFonts w:ascii="Times New Roman" w:hAnsi="Times New Roman" w:eastAsia="黑体"/>
-          <w:b w:val="0"/>
-          <w:color w:val="888888"/>
-          <w:sz w:val="24"/>
-        </w:rPr>
-        <w:t>Valve 回应“Steam 平台低质量 AI 游戏泛滥”：正持续优化作品推荐机制</w:t>
-      </w:r>
-    </w:p>
-    <w:p>
-      <w:r>
-        <w:rPr>
-          <w:rFonts w:ascii="Times New Roman" w:hAnsi="Times New Roman" w:eastAsia="宋体"/>
-          <w:color w:val="888888"/>
-          <w:sz w:val="18"/>
-        </w:rPr>
-        <w:t>来源:IT之家 | 时间:10-29 09:34</w:t>
-      </w:r>
-    </w:p>
-    <w:p>
-      <w:r>
-        <w:rPr>
-          <w:rFonts w:ascii="Times New Roman" w:hAnsi="Times New Roman" w:eastAsia="宋体"/>
-          <w:sz w:val="18"/>
-        </w:rPr>
-        <w:t>链接:</w:t>
-      </w:r>
-      <w:hyperlink r:id="rId18">
-        <w:r>
-          <w:rPr>
-            <w:color w:val="0563C1"/>
-            <w:u w:val="single"/>
-          </w:rPr>
-          <w:t>Valve 回应“Steam 平台低质量 AI 游戏泛滥”：正持续优化作品推荐机制</w:t>
-        </w:r>
-      </w:hyperlink>
-    </w:p>
-    <w:p>
-      <w:pPr>
-        <w:pStyle w:val="Heading3"/>
-      </w:pPr>
-      <w:r>
-        <w:rPr>
-          <w:rFonts w:ascii="Times New Roman" w:hAnsi="Times New Roman" w:eastAsia="黑体"/>
-          <w:b w:val="0"/>
-          <w:color w:val="888888"/>
-          <w:sz w:val="24"/>
-        </w:rPr>
-        <w:t>【C级·参考】</w:t>
-      </w:r>
-      <w:r>
-        <w:rPr>
-          <w:rFonts w:ascii="Times New Roman" w:hAnsi="Times New Roman" w:eastAsia="黑体"/>
-          <w:b w:val="0"/>
-          <w:color w:val="888888"/>
-          <w:sz w:val="24"/>
-        </w:rPr>
-        <w:t>谷歌发布新一代大模型Gemini 4 Carbon，网络安全能力实现显著提升</w:t>
-      </w:r>
-    </w:p>
-    <w:p>
-      <w:r>
-        <w:rPr>
-          <w:rFonts w:ascii="Times New Roman" w:hAnsi="Times New Roman" w:eastAsia="宋体"/>
-          <w:color w:val="888888"/>
-          <w:sz w:val="18"/>
-        </w:rPr>
-        <w:t>来源:Bing新闻 | 时间:10-29 03:51</w:t>
-      </w:r>
-    </w:p>
-    <w:p>
-      <w:r>
-        <w:rPr>
-          <w:rFonts w:ascii="Times New Roman" w:hAnsi="Times New Roman" w:eastAsia="宋体"/>
-          <w:sz w:val="18"/>
-        </w:rPr>
-        <w:t>链接:</w:t>
-      </w:r>
-      <w:hyperlink r:id="rId19">
-        <w:r>
-          <w:rPr>
-            <w:color w:val="0563C1"/>
-            <w:u w:val="single"/>
-          </w:rPr>
-          <w:t>谷歌发布新一代大模型Gemini 4 Carbon，网络安全能力实现显著提升</w:t>
+          <w:t>跳出逐字生成！深圳跑出大模型黑马，不走ChatGPT老路</w:t>
         </w:r>
       </w:hyperlink>
     </w:p>
@@ -652,7 +856,7 @@
         </w:rPr>
         <w:t>链接:</w:t>
       </w:r>
-      <w:hyperlink r:id="rId20">
+      <w:hyperlink r:id="rId24">
         <w:r>
           <w:rPr>
             <w:color w:val="0563C1"/>
@@ -703,7 +907,7 @@
         </w:rPr>
         <w:t>链接:</w:t>
       </w:r>
-      <w:hyperlink r:id="rId21">
+      <w:hyperlink r:id="rId25">
         <w:r>
           <w:rPr>
             <w:color w:val="0563C1"/>
@@ -754,7 +958,7 @@
         </w:rPr>
         <w:t>链接:</w:t>
       </w:r>
-      <w:hyperlink r:id="rId22">
+      <w:hyperlink r:id="rId26">
         <w:r>
           <w:rPr>
             <w:color w:val="0563C1"/>
@@ -805,13 +1009,64 @@
         </w:rPr>
         <w:t>链接:</w:t>
       </w:r>
-      <w:hyperlink r:id="rId23">
+      <w:hyperlink r:id="rId27">
         <w:r>
           <w:rPr>
             <w:color w:val="0563C1"/>
             <w:u w:val="single"/>
           </w:rPr>
           <w:t>百镜大战杀出全彩新变量 AI 眼镜能否迎来 iPhone 时刻</w:t>
+        </w:r>
+      </w:hyperlink>
+    </w:p>
+    <w:p>
+      <w:pPr>
+        <w:pStyle w:val="Heading3"/>
+      </w:pPr>
+      <w:r>
+        <w:rPr>
+          <w:rFonts w:ascii="Times New Roman" w:hAnsi="Times New Roman" w:eastAsia="黑体"/>
+          <w:b w:val="0"/>
+          <w:color w:val="888888"/>
+          <w:sz w:val="24"/>
+        </w:rPr>
+        <w:t>【C级·参考】</w:t>
+      </w:r>
+      <w:r>
+        <w:rPr>
+          <w:rFonts w:ascii="Times New Roman" w:hAnsi="Times New Roman" w:eastAsia="黑体"/>
+          <w:b w:val="0"/>
+          <w:color w:val="888888"/>
+          <w:sz w:val="24"/>
+        </w:rPr>
+        <w:t>智能眼镜行业周报(10.20 - 10.27) : AI眼镜新品发布</w:t>
+      </w:r>
+    </w:p>
+    <w:p>
+      <w:r>
+        <w:rPr>
+          <w:rFonts w:ascii="Times New Roman" w:hAnsi="Times New Roman" w:eastAsia="宋体"/>
+          <w:color w:val="888888"/>
+          <w:sz w:val="18"/>
+        </w:rPr>
+        <w:t>来源:Bing新闻 | 时间:10-28 17:41</w:t>
+      </w:r>
+    </w:p>
+    <w:p>
+      <w:r>
+        <w:rPr>
+          <w:rFonts w:ascii="Times New Roman" w:hAnsi="Times New Roman" w:eastAsia="宋体"/>
+          <w:sz w:val="18"/>
+        </w:rPr>
+        <w:t>链接:</w:t>
+      </w:r>
+      <w:hyperlink r:id="rId28">
+        <w:r>
+          <w:rPr>
+            <w:color w:val="0563C1"/>
+            <w:u w:val="single"/>
+          </w:rPr>
+          <w:t>智能眼镜行业周报(10.20 - 10.27) : AI眼镜新品发布</w:t>
         </w:r>
       </w:hyperlink>
     </w:p>
@@ -856,115 +1111,13 @@
         </w:rPr>
         <w:t>链接:</w:t>
       </w:r>
-      <w:hyperlink r:id="rId24">
+      <w:hyperlink r:id="rId29">
         <w:r>
           <w:rPr>
             <w:color w:val="0563C1"/>
             <w:u w:val="single"/>
           </w:rPr>
           <w:t>AI眼镜、具身智能等新型终端催生网络需求，华为预计2030年移动网络上行流量将达当前约13倍</w:t>
-        </w:r>
-      </w:hyperlink>
-    </w:p>
-    <w:p>
-      <w:pPr>
-        <w:pStyle w:val="Heading3"/>
-      </w:pPr>
-      <w:r>
-        <w:rPr>
-          <w:rFonts w:ascii="Times New Roman" w:hAnsi="Times New Roman" w:eastAsia="黑体"/>
-          <w:b w:val="0"/>
-          <w:color w:val="888888"/>
-          <w:sz w:val="24"/>
-        </w:rPr>
-        <w:t>【C级·参考】</w:t>
-      </w:r>
-      <w:r>
-        <w:rPr>
-          <w:rFonts w:ascii="Times New Roman" w:hAnsi="Times New Roman" w:eastAsia="黑体"/>
-          <w:b w:val="0"/>
-          <w:color w:val="888888"/>
-          <w:sz w:val="24"/>
-        </w:rPr>
-        <w:t>乐奇Rokid首发全彩显示，AI眼镜迎来“初代iPhone”时刻</w:t>
-      </w:r>
-    </w:p>
-    <w:p>
-      <w:r>
-        <w:rPr>
-          <w:rFonts w:ascii="Times New Roman" w:hAnsi="Times New Roman" w:eastAsia="宋体"/>
-          <w:color w:val="888888"/>
-          <w:sz w:val="18"/>
-        </w:rPr>
-        <w:t>来源:Bing新闻 | 时间:10-28 12:51</w:t>
-      </w:r>
-    </w:p>
-    <w:p>
-      <w:r>
-        <w:rPr>
-          <w:rFonts w:ascii="Times New Roman" w:hAnsi="Times New Roman" w:eastAsia="宋体"/>
-          <w:sz w:val="18"/>
-        </w:rPr>
-        <w:t>链接:</w:t>
-      </w:r>
-      <w:hyperlink r:id="rId25">
-        <w:r>
-          <w:rPr>
-            <w:color w:val="0563C1"/>
-            <w:u w:val="single"/>
-          </w:rPr>
-          <w:t>乐奇Rokid首发全彩显示，AI眼镜迎来“初代iPhone”时刻</w:t>
-        </w:r>
-      </w:hyperlink>
-    </w:p>
-    <w:p>
-      <w:pPr>
-        <w:pStyle w:val="Heading3"/>
-      </w:pPr>
-      <w:r>
-        <w:rPr>
-          <w:rFonts w:ascii="Times New Roman" w:hAnsi="Times New Roman" w:eastAsia="黑体"/>
-          <w:b w:val="0"/>
-          <w:color w:val="888888"/>
-          <w:sz w:val="24"/>
-        </w:rPr>
-        <w:t>【C级·参考】</w:t>
-      </w:r>
-      <w:r>
-        <w:rPr>
-          <w:rFonts w:ascii="Times New Roman" w:hAnsi="Times New Roman" w:eastAsia="黑体"/>
-          <w:b w:val="0"/>
-          <w:color w:val="888888"/>
-          <w:sz w:val="24"/>
-        </w:rPr>
-        <w:t>乐奇Rokid发布三款新品：用AI眼镜+戒指诠释行业“iPhone时刻”</w:t>
-      </w:r>
-    </w:p>
-    <w:p>
-      <w:r>
-        <w:rPr>
-          <w:rFonts w:ascii="Times New Roman" w:hAnsi="Times New Roman" w:eastAsia="宋体"/>
-          <w:color w:val="888888"/>
-          <w:sz w:val="18"/>
-        </w:rPr>
-        <w:t>来源:Bing新闻 | 时间:10-28 11:01</w:t>
-      </w:r>
-    </w:p>
-    <w:p>
-      <w:r>
-        <w:rPr>
-          <w:rFonts w:ascii="Times New Roman" w:hAnsi="Times New Roman" w:eastAsia="宋体"/>
-          <w:sz w:val="18"/>
-        </w:rPr>
-        <w:t>链接:</w:t>
-      </w:r>
-      <w:hyperlink r:id="rId26">
-        <w:r>
-          <w:rPr>
-            <w:color w:val="0563C1"/>
-            <w:u w:val="single"/>
-          </w:rPr>
-          <w:t>乐奇Rokid发布三款新品：用AI眼镜+戒指诠释行业“iPhone时刻”</w:t>
         </w:r>
       </w:hyperlink>
     </w:p>
@@ -1009,13 +1162,64 @@
         </w:rPr>
         <w:t>链接:</w:t>
       </w:r>
-      <w:hyperlink r:id="rId27">
+      <w:hyperlink r:id="rId30">
         <w:r>
           <w:rPr>
             <w:color w:val="0563C1"/>
             <w:u w:val="single"/>
           </w:rPr>
           <w:t>乐奇发布全彩AI眼镜Rokid Color，祝铭明称行业迎来“iPhone 1时刻”</w:t>
+        </w:r>
+      </w:hyperlink>
+    </w:p>
+    <w:p>
+      <w:pPr>
+        <w:pStyle w:val="Heading3"/>
+      </w:pPr>
+      <w:r>
+        <w:rPr>
+          <w:rFonts w:ascii="Times New Roman" w:hAnsi="Times New Roman" w:eastAsia="黑体"/>
+          <w:b w:val="0"/>
+          <w:color w:val="888888"/>
+          <w:sz w:val="24"/>
+        </w:rPr>
+        <w:t>【C级·参考】</w:t>
+      </w:r>
+      <w:r>
+        <w:rPr>
+          <w:rFonts w:ascii="Times New Roman" w:hAnsi="Times New Roman" w:eastAsia="黑体"/>
+          <w:b w:val="0"/>
+          <w:color w:val="888888"/>
+          <w:sz w:val="24"/>
+        </w:rPr>
+        <w:t>互动影游《三体：审判前夜》明年发售，超300分钟动画全部AI制作！</w:t>
+      </w:r>
+    </w:p>
+    <w:p>
+      <w:r>
+        <w:rPr>
+          <w:rFonts w:ascii="Times New Roman" w:hAnsi="Times New Roman" w:eastAsia="宋体"/>
+          <w:color w:val="888888"/>
+          <w:sz w:val="18"/>
+        </w:rPr>
+        <w:t>来源:GameLook | 时间:10-28 10:06</w:t>
+      </w:r>
+    </w:p>
+    <w:p>
+      <w:r>
+        <w:rPr>
+          <w:rFonts w:ascii="Times New Roman" w:hAnsi="Times New Roman" w:eastAsia="宋体"/>
+          <w:sz w:val="18"/>
+        </w:rPr>
+        <w:t>链接:</w:t>
+      </w:r>
+      <w:hyperlink r:id="rId31">
+        <w:r>
+          <w:rPr>
+            <w:color w:val="0563C1"/>
+            <w:u w:val="single"/>
+          </w:rPr>
+          <w:t>互动影游《三体：审判前夜》明年发售，超300分钟动画全部AI制作！</w:t>
         </w:r>
       </w:hyperlink>
     </w:p>
@@ -1049,55 +1253,9 @@
       </w:r>
     </w:p>
     <w:p>
-      <w:pPr>
-        <w:pStyle w:val="Heading3"/>
-      </w:pPr>
       <w:r>
-        <w:rPr>
-          <w:rFonts w:ascii="Times New Roman" w:hAnsi="Times New Roman" w:eastAsia="黑体"/>
-          <w:b w:val="0"/>
-          <w:color w:val="888888"/>
-          <w:sz w:val="24"/>
-        </w:rPr>
-        <w:t>【C级·参考】</w:t>
+        <w:t>本线口暂无重要更新</w:t>
       </w:r>
-      <w:r>
-        <w:rPr>
-          <w:rFonts w:ascii="Times New Roman" w:hAnsi="Times New Roman" w:eastAsia="黑体"/>
-          <w:b w:val="0"/>
-          <w:color w:val="888888"/>
-          <w:sz w:val="24"/>
-        </w:rPr>
-        <w:t>上海：拟依法有序推动自动驾驶技术在出租汽车行业的应用</w:t>
-      </w:r>
-    </w:p>
-    <w:p>
-      <w:r>
-        <w:rPr>
-          <w:rFonts w:ascii="Times New Roman" w:hAnsi="Times New Roman" w:eastAsia="宋体"/>
-          <w:color w:val="888888"/>
-          <w:sz w:val="18"/>
-        </w:rPr>
-        <w:t>来源:IT之家 | 时间:10-29 10:00</w:t>
-      </w:r>
-    </w:p>
-    <w:p>
-      <w:r>
-        <w:rPr>
-          <w:rFonts w:ascii="Times New Roman" w:hAnsi="Times New Roman" w:eastAsia="宋体"/>
-          <w:sz w:val="18"/>
-        </w:rPr>
-        <w:t>链接:</w:t>
-      </w:r>
-      <w:hyperlink r:id="rId28">
-        <w:r>
-          <w:rPr>
-            <w:color w:val="0563C1"/>
-            <w:u w:val="single"/>
-          </w:rPr>
-          <w:t>上海：拟依法有序推动自动驾驶技术在出租汽车行业的应用</w:t>
-        </w:r>
-      </w:hyperlink>
     </w:p>
     <w:p>
       <w:pPr>
@@ -1152,7 +1310,7 @@
         </w:rPr>
         <w:t>链接:</w:t>
       </w:r>
-      <w:hyperlink r:id="rId29">
+      <w:hyperlink r:id="rId32">
         <w:r>
           <w:rPr>
             <w:color w:val="0563C1"/>
@@ -1215,7 +1373,7 @@
         </w:rPr>
         <w:t>链接:</w:t>
       </w:r>
-      <w:hyperlink r:id="rId30">
+      <w:hyperlink r:id="rId33">
         <w:r>
           <w:rPr>
             <w:color w:val="0563C1"/>
@@ -1266,7 +1424,7 @@
         </w:rPr>
         <w:t>链接:</w:t>
       </w:r>
-      <w:hyperlink r:id="rId31">
+      <w:hyperlink r:id="rId34">
         <w:r>
           <w:rPr>
             <w:color w:val="0563C1"/>
@@ -1317,7 +1475,7 @@
         </w:rPr>
         <w:t>链接:</w:t>
       </w:r>
-      <w:hyperlink r:id="rId32">
+      <w:hyperlink r:id="rId35">
         <w:r>
           <w:rPr>
             <w:color w:val="0563C1"/>
@@ -1368,217 +1526,13 @@
         </w:rPr>
         <w:t>链接:</w:t>
       </w:r>
-      <w:hyperlink r:id="rId33">
+      <w:hyperlink r:id="rId36">
         <w:r>
           <w:rPr>
             <w:color w:val="0563C1"/>
             <w:u w:val="single"/>
           </w:rPr>
           <w:t>迈从 R9 轻量化零压电竞头戴耳机“白紫”“黑金”配色发售：235g 重量、150 小时续航，首发价 249.2 元</w:t>
-        </w:r>
-      </w:hyperlink>
-    </w:p>
-    <w:p>
-      <w:pPr>
-        <w:pStyle w:val="Heading3"/>
-      </w:pPr>
-      <w:r>
-        <w:rPr>
-          <w:rFonts w:ascii="Times New Roman" w:hAnsi="Times New Roman" w:eastAsia="黑体"/>
-          <w:b w:val="0"/>
-          <w:color w:val="888888"/>
-          <w:sz w:val="24"/>
-        </w:rPr>
-        <w:t>【C级·参考】</w:t>
-      </w:r>
-      <w:r>
-        <w:rPr>
-          <w:rFonts w:ascii="Times New Roman" w:hAnsi="Times New Roman" w:eastAsia="黑体"/>
-          <w:b w:val="0"/>
-          <w:color w:val="888888"/>
-          <w:sz w:val="24"/>
-        </w:rPr>
-        <w:t>2026 年 11 月索尼 PS Plus 会免游戏公布：含《死亡岛 2》《古墓丽影 IV–VI：复刻版》等</w:t>
-      </w:r>
-    </w:p>
-    <w:p>
-      <w:r>
-        <w:rPr>
-          <w:rFonts w:ascii="Times New Roman" w:hAnsi="Times New Roman" w:eastAsia="宋体"/>
-          <w:color w:val="888888"/>
-          <w:sz w:val="18"/>
-        </w:rPr>
-        <w:t>来源:IT之家 | 时间:10-29 10:18</w:t>
-      </w:r>
-    </w:p>
-    <w:p>
-      <w:r>
-        <w:rPr>
-          <w:rFonts w:ascii="Times New Roman" w:hAnsi="Times New Roman" w:eastAsia="宋体"/>
-          <w:sz w:val="18"/>
-        </w:rPr>
-        <w:t>链接:</w:t>
-      </w:r>
-      <w:hyperlink r:id="rId34">
-        <w:r>
-          <w:rPr>
-            <w:color w:val="0563C1"/>
-            <w:u w:val="single"/>
-          </w:rPr>
-          <w:t>2026 年 11 月索尼 PS Plus 会免游戏公布：含《死亡岛 2》《古墓丽影 IV–VI：复刻版》等</w:t>
-        </w:r>
-      </w:hyperlink>
-    </w:p>
-    <w:p>
-      <w:pPr>
-        <w:pStyle w:val="Heading3"/>
-      </w:pPr>
-      <w:r>
-        <w:rPr>
-          <w:rFonts w:ascii="Times New Roman" w:hAnsi="Times New Roman" w:eastAsia="黑体"/>
-          <w:b w:val="0"/>
-          <w:color w:val="888888"/>
-          <w:sz w:val="24"/>
-        </w:rPr>
-        <w:t>【C级·参考】</w:t>
-      </w:r>
-      <w:r>
-        <w:rPr>
-          <w:rFonts w:ascii="Times New Roman" w:hAnsi="Times New Roman" w:eastAsia="黑体"/>
-          <w:b w:val="0"/>
-          <w:color w:val="888888"/>
-          <w:sz w:val="24"/>
-        </w:rPr>
-        <w:t>联想《影之刃零》联名定制款拯救者游戏本开启预售，14798 元起</w:t>
-      </w:r>
-    </w:p>
-    <w:p>
-      <w:r>
-        <w:rPr>
-          <w:rFonts w:ascii="Times New Roman" w:hAnsi="Times New Roman" w:eastAsia="宋体"/>
-          <w:color w:val="888888"/>
-          <w:sz w:val="18"/>
-        </w:rPr>
-        <w:t>来源:IT之家 | 时间:10-29 10:18</w:t>
-      </w:r>
-    </w:p>
-    <w:p>
-      <w:r>
-        <w:rPr>
-          <w:rFonts w:ascii="Times New Roman" w:hAnsi="Times New Roman" w:eastAsia="宋体"/>
-          <w:sz w:val="18"/>
-        </w:rPr>
-        <w:t>链接:</w:t>
-      </w:r>
-      <w:hyperlink r:id="rId35">
-        <w:r>
-          <w:rPr>
-            <w:color w:val="0563C1"/>
-            <w:u w:val="single"/>
-          </w:rPr>
-          <w:t>联想《影之刃零》联名定制款拯救者游戏本开启预售，14798 元起</w:t>
-        </w:r>
-      </w:hyperlink>
-    </w:p>
-    <w:p>
-      <w:pPr>
-        <w:pStyle w:val="Heading3"/>
-      </w:pPr>
-      <w:r>
-        <w:rPr>
-          <w:rFonts w:ascii="Times New Roman" w:hAnsi="Times New Roman" w:eastAsia="黑体"/>
-          <w:b w:val="0"/>
-          <w:color w:val="888888"/>
-          <w:sz w:val="24"/>
-        </w:rPr>
-        <w:t>【C级·参考】</w:t>
-      </w:r>
-      <w:r>
-        <w:rPr>
-          <w:rFonts w:ascii="Times New Roman" w:hAnsi="Times New Roman" w:eastAsia="黑体"/>
-          <w:b w:val="0"/>
-          <w:color w:val="888888"/>
-          <w:sz w:val="24"/>
-        </w:rPr>
-        <w:t>国产 3A 游戏《影之刃零》发售，Steam 国区 268 元起</w:t>
-      </w:r>
-    </w:p>
-    <w:p>
-      <w:r>
-        <w:rPr>
-          <w:rFonts w:ascii="Times New Roman" w:hAnsi="Times New Roman" w:eastAsia="宋体"/>
-          <w:color w:val="888888"/>
-          <w:sz w:val="18"/>
-        </w:rPr>
-        <w:t>来源:IT之家 | 时间:10-29 09:59</w:t>
-      </w:r>
-    </w:p>
-    <w:p>
-      <w:r>
-        <w:rPr>
-          <w:rFonts w:ascii="Times New Roman" w:hAnsi="Times New Roman" w:eastAsia="宋体"/>
-          <w:sz w:val="18"/>
-        </w:rPr>
-        <w:t>链接:</w:t>
-      </w:r>
-      <w:hyperlink r:id="rId36">
-        <w:r>
-          <w:rPr>
-            <w:color w:val="0563C1"/>
-            <w:u w:val="single"/>
-          </w:rPr>
-          <w:t>国产 3A 游戏《影之刃零》发售，Steam 国区 268 元起</w:t>
-        </w:r>
-      </w:hyperlink>
-    </w:p>
-    <w:p>
-      <w:pPr>
-        <w:pStyle w:val="Heading3"/>
-      </w:pPr>
-      <w:r>
-        <w:rPr>
-          <w:rFonts w:ascii="Times New Roman" w:hAnsi="Times New Roman" w:eastAsia="黑体"/>
-          <w:b w:val="0"/>
-          <w:color w:val="888888"/>
-          <w:sz w:val="24"/>
-        </w:rPr>
-        <w:t>【C级·参考】</w:t>
-      </w:r>
-      <w:r>
-        <w:rPr>
-          <w:rFonts w:ascii="Times New Roman" w:hAnsi="Times New Roman" w:eastAsia="黑体"/>
-          <w:b w:val="0"/>
-          <w:color w:val="888888"/>
-          <w:sz w:val="24"/>
-        </w:rPr>
-        <w:t>华硕 ROG 幻世神电竞机箱 · 影之刃零版发售，2399 元</w:t>
-      </w:r>
-    </w:p>
-    <w:p>
-      <w:r>
-        <w:rPr>
-          <w:rFonts w:ascii="Times New Roman" w:hAnsi="Times New Roman" w:eastAsia="宋体"/>
-          <w:color w:val="888888"/>
-          <w:sz w:val="18"/>
-        </w:rPr>
-        <w:t>来源:IT之家 | 时间:10-29 09:58</w:t>
-      </w:r>
-    </w:p>
-    <w:p>
-      <w:r>
-        <w:rPr>
-          <w:rFonts w:ascii="Times New Roman" w:hAnsi="Times New Roman" w:eastAsia="宋体"/>
-          <w:sz w:val="18"/>
-        </w:rPr>
-        <w:t>链接:</w:t>
-      </w:r>
-      <w:hyperlink r:id="rId37">
-        <w:r>
-          <w:rPr>
-            <w:color w:val="0563C1"/>
-            <w:u w:val="single"/>
-          </w:rPr>
-          <w:t>华硕 ROG 幻世神电竞机箱 · 影之刃零版发售，2399 元</w:t>
         </w:r>
       </w:hyperlink>
     </w:p>
@@ -1623,13 +1577,64 @@
         </w:rPr>
         <w:t>链接:</w:t>
       </w:r>
+      <w:hyperlink r:id="rId37">
+        <w:r>
+          <w:rPr>
+            <w:color w:val="0563C1"/>
+            <w:u w:val="single"/>
+          </w:rPr>
+          <w:t>2亿下载的《宝可梦大集结》官宣全球停运，腾讯与任天堂合作正在“换道”？</w:t>
+        </w:r>
+      </w:hyperlink>
+    </w:p>
+    <w:p>
+      <w:pPr>
+        <w:pStyle w:val="Heading3"/>
+      </w:pPr>
+      <w:r>
+        <w:rPr>
+          <w:rFonts w:ascii="Times New Roman" w:hAnsi="Times New Roman" w:eastAsia="黑体"/>
+          <w:b w:val="0"/>
+          <w:color w:val="888888"/>
+          <w:sz w:val="24"/>
+        </w:rPr>
+        <w:t>【C级·参考】</w:t>
+      </w:r>
+      <w:r>
+        <w:rPr>
+          <w:rFonts w:ascii="Times New Roman" w:hAnsi="Times New Roman" w:eastAsia="黑体"/>
+          <w:b w:val="0"/>
+          <w:color w:val="888888"/>
+          <w:sz w:val="24"/>
+        </w:rPr>
+        <w:t>“不想给TGA年度游戏就直说”！《影之刃零》M站媒体评分88，比《悟空》高7分</w:t>
+      </w:r>
+    </w:p>
+    <w:p>
+      <w:r>
+        <w:rPr>
+          <w:rFonts w:ascii="Times New Roman" w:hAnsi="Times New Roman" w:eastAsia="宋体"/>
+          <w:color w:val="888888"/>
+          <w:sz w:val="18"/>
+        </w:rPr>
+        <w:t>来源:GameLook | 时间:10-28 09:59</w:t>
+      </w:r>
+    </w:p>
+    <w:p>
+      <w:r>
+        <w:rPr>
+          <w:rFonts w:ascii="Times New Roman" w:hAnsi="Times New Roman" w:eastAsia="宋体"/>
+          <w:sz w:val="18"/>
+        </w:rPr>
+        <w:t>链接:</w:t>
+      </w:r>
       <w:hyperlink r:id="rId38">
         <w:r>
           <w:rPr>
             <w:color w:val="0563C1"/>
             <w:u w:val="single"/>
           </w:rPr>
-          <w:t>2亿下载的《宝可梦大集结》官宣全球停运，腾讯与任天堂合作正在“换道”？</w:t>
+          <w:t>“不想给TGA年度游戏就直说”！《影之刃零》M站媒体评分88，比《悟空》高7分</w:t>
         </w:r>
       </w:hyperlink>
     </w:p>
@@ -1676,7 +1681,7 @@
           <w:rFonts w:ascii="Times New Roman" w:hAnsi="Times New Roman" w:eastAsia="宋体"/>
           <w:sz w:val="18"/>
         </w:rPr>
-        <w:t>IT之家(60)、GameLook(9)、HackerNews(2)、Bing新闻(12)</w:t>
+        <w:t>IT之家(60)、GameLook(9)、HackerNews(2)、Bing新闻(11)</w:t>
       </w:r>
     </w:p>
     <w:p>

--- a/briefings/线口监测午报-2026-10-29.docx
+++ b/briefings/线口监测午报-2026-10-29.docx
@@ -22,7 +22,7 @@
           <w:color w:val="888888"/>
           <w:sz w:val="18"/>
         </w:rPr>
-        <w:t>监测窗口:近48小时 | 生成时间:2026-10-29 15:08</w:t>
+        <w:t>监测窗口:近48小时 | 生成时间:2026-10-29 22:09</w:t>
       </w:r>
     </w:p>
     <w:p>
@@ -70,7 +70,7 @@
           <w:color w:val="888888"/>
           <w:sz w:val="24"/>
         </w:rPr>
-        <w:t>AI 冲击初级编程岗位需求，美高校计算机专业入学人数大幅下滑</w:t>
+        <w:t>借钱搞 AI：消息称微软计划通过美国债券发行至少筹资 250 亿美元</w:t>
       </w:r>
     </w:p>
     <w:p>
@@ -80,7 +80,7 @@
           <w:color w:val="888888"/>
           <w:sz w:val="18"/>
         </w:rPr>
-        <w:t>来源:IT之家 | 时间:10-29 14:46</w:t>
+        <w:t>来源:IT之家 | 时间:10-29 20:29</w:t>
       </w:r>
     </w:p>
     <w:p>
@@ -97,7 +97,7 @@
             <w:color w:val="0563C1"/>
             <w:u w:val="single"/>
           </w:rPr>
-          <w:t>AI 冲击初级编程岗位需求，美高校计算机专业入学人数大幅下滑</w:t>
+          <w:t>借钱搞 AI：消息称微软计划通过美国债券发行至少筹资 250 亿美元</w:t>
         </w:r>
       </w:hyperlink>
     </w:p>
@@ -121,7 +121,7 @@
           <w:color w:val="888888"/>
           <w:sz w:val="24"/>
         </w:rPr>
-        <w:t>小米 MiMo Desktop 会员权益升级：额度加量不加价、新增 DeepSeek 等第三方模型</w:t>
+        <w:t>豆包工作向企业客户推出第三方模型服务：含 Kimi 3.1 Pro、GLM 5.3、DeepSeek V4.1 Flash 等</w:t>
       </w:r>
     </w:p>
     <w:p>
@@ -131,7 +131,7 @@
           <w:color w:val="888888"/>
           <w:sz w:val="18"/>
         </w:rPr>
-        <w:t>来源:IT之家 | 时间:10-29 14:41</w:t>
+        <w:t>来源:IT之家 | 时间:10-29 19:34</w:t>
       </w:r>
     </w:p>
     <w:p>
@@ -148,7 +148,7 @@
             <w:color w:val="0563C1"/>
             <w:u w:val="single"/>
           </w:rPr>
-          <w:t>小米 MiMo Desktop 会员权益升级：额度加量不加价、新增 DeepSeek 等第三方模型</w:t>
+          <w:t>豆包工作向企业客户推出第三方模型服务：含 Kimi 3.1 Pro、GLM 5.3、DeepSeek V4.1 Flash 等</w:t>
         </w:r>
       </w:hyperlink>
     </w:p>
@@ -172,7 +172,7 @@
           <w:color w:val="888888"/>
           <w:sz w:val="24"/>
         </w:rPr>
-        <w:t>Instagram 负责人莫塞里承认公众普遍反感 AI，预计未来情况还将继续恶化</w:t>
+        <w:t>Forging a Microsoft Edge Full Chain with Logic Bugs Only</w:t>
       </w:r>
     </w:p>
     <w:p>
@@ -182,7 +182,7 @@
           <w:color w:val="888888"/>
           <w:sz w:val="18"/>
         </w:rPr>
-        <w:t>来源:IT之家 | 时间:10-29 14:34</w:t>
+        <w:t>来源:Hacker News | 时间:10-29 14:47</w:t>
       </w:r>
     </w:p>
     <w:p>
@@ -199,7 +199,7 @@
             <w:color w:val="0563C1"/>
             <w:u w:val="single"/>
           </w:rPr>
-          <w:t>Instagram 负责人莫塞里承认公众普遍反感 AI，预计未来情况还将继续恶化</w:t>
+          <w:t>Forging a Microsoft Edge Full Chain with Logic Bugs Only</w:t>
         </w:r>
       </w:hyperlink>
     </w:p>
@@ -223,7 +223,7 @@
           <w:color w:val="888888"/>
           <w:sz w:val="24"/>
         </w:rPr>
-        <w:t>Claude Code 2.1.311 上线新环境变量，AI 智能体删文件可以不再问你</w:t>
+        <w:t>深兰科技联合华为，发布全球首款大模型智能体工作手机 Wowoker</w:t>
       </w:r>
     </w:p>
     <w:p>
@@ -233,7 +233,7 @@
           <w:color w:val="888888"/>
           <w:sz w:val="18"/>
         </w:rPr>
-        <w:t>来源:IT之家 | 时间:10-29 14:32</w:t>
+        <w:t>来源:Bing新闻 | 时间:10-29 12:19</w:t>
       </w:r>
     </w:p>
     <w:p>
@@ -250,7 +250,7 @@
             <w:color w:val="0563C1"/>
             <w:u w:val="single"/>
           </w:rPr>
-          <w:t>Claude Code 2.1.311 上线新环境变量，AI 智能体删文件可以不再问你</w:t>
+          <w:t>深兰科技联合华为，发布全球首款大模型智能体工作手机 Wowoker</w:t>
         </w:r>
       </w:hyperlink>
     </w:p>
@@ -274,7 +274,7 @@
           <w:color w:val="888888"/>
           <w:sz w:val="24"/>
         </w:rPr>
-        <w:t>钞能力？应对数据中心周边扰民投诉，SpaceXAI 直接买下当地住宅</w:t>
+        <w:t>双十一 AI 眼镜选购指南：雷鸟三款热门产品别错过</w:t>
       </w:r>
     </w:p>
     <w:p>
@@ -284,7 +284,7 @@
           <w:color w:val="888888"/>
           <w:sz w:val="18"/>
         </w:rPr>
-        <w:t>来源:IT之家 | 时间:10-29 14:15</w:t>
+        <w:t>来源:Bing新闻 | 时间:10-29 10:47</w:t>
       </w:r>
     </w:p>
     <w:p>
@@ -301,7 +301,7 @@
             <w:color w:val="0563C1"/>
             <w:u w:val="single"/>
           </w:rPr>
-          <w:t>钞能力？应对数据中心周边扰民投诉，SpaceXAI 直接买下当地住宅</w:t>
+          <w:t>双十一 AI 眼镜选购指南：雷鸟三款热门产品别错过</w:t>
         </w:r>
       </w:hyperlink>
     </w:p>
@@ -325,7 +325,7 @@
           <w:color w:val="888888"/>
           <w:sz w:val="24"/>
         </w:rPr>
-        <w:t>Altera 公布 Agilex 2X 系列 FPGA，支持边缘物理 AI 应用</w:t>
+        <w:t>XHEART正式发布大模型芯片X7 Ultra，大模型算力700 TOPS</w:t>
       </w:r>
     </w:p>
     <w:p>
@@ -335,7 +335,7 @@
           <w:color w:val="888888"/>
           <w:sz w:val="18"/>
         </w:rPr>
-        <w:t>来源:IT之家 | 时间:10-29 14:09</w:t>
+        <w:t>来源:Bing新闻 | 时间:10-29 09:00</w:t>
       </w:r>
     </w:p>
     <w:p>
@@ -352,7 +352,7 @@
             <w:color w:val="0563C1"/>
             <w:u w:val="single"/>
           </w:rPr>
-          <w:t>Altera 公布 Agilex 2X 系列 FPGA，支持边缘物理 AI 应用</w:t>
+          <w:t>XHEART正式发布大模型芯片X7 Ultra，大模型算力700 TOPS</w:t>
         </w:r>
       </w:hyperlink>
     </w:p>
@@ -376,7 +376,7 @@
           <w:color w:val="888888"/>
           <w:sz w:val="24"/>
         </w:rPr>
-        <w:t>给 AI 芯片“退烧”：国内首款 12 英寸多晶碳化硅衬底在长沙问世，通过台积电认证测试、并给三星送样</w:t>
+        <w:t>大模型定义芯片! 新芯航途X7 Ultra发布：大模型算力700Tops</w:t>
       </w:r>
     </w:p>
     <w:p>
@@ -386,7 +386,7 @@
           <w:color w:val="888888"/>
           <w:sz w:val="18"/>
         </w:rPr>
-        <w:t>来源:IT之家 | 时间:10-29 14:08</w:t>
+        <w:t>来源:Bing新闻 | 时间:10-29 08:43</w:t>
       </w:r>
     </w:p>
     <w:p>
@@ -403,7 +403,7 @@
             <w:color w:val="0563C1"/>
             <w:u w:val="single"/>
           </w:rPr>
-          <w:t>给 AI 芯片“退烧”：国内首款 12 英寸多晶碳化硅衬底在长沙问世，通过台积电认证测试、并给三星送样</w:t>
+          <w:t>大模型定义芯片! 新芯航途X7 Ultra发布：大模型算力700Tops</w:t>
         </w:r>
       </w:hyperlink>
     </w:p>
@@ -427,7 +427,7 @@
           <w:color w:val="888888"/>
           <w:sz w:val="24"/>
         </w:rPr>
-        <w:t>腾讯与 Visa 宣布战略合作，包含跨境支付、企业级 AI、智能体支付等领域</w:t>
+        <w:t>大模型定义芯片：XHEART发布X7 Ultra，释放10倍模型参数</w:t>
       </w:r>
     </w:p>
     <w:p>
@@ -437,7 +437,7 @@
           <w:color w:val="888888"/>
           <w:sz w:val="18"/>
         </w:rPr>
-        <w:t>来源:IT之家 | 时间:10-29 13:34</w:t>
+        <w:t>来源:Bing新闻 | 时间:10-29 07:38</w:t>
       </w:r>
     </w:p>
     <w:p>
@@ -454,7 +454,7 @@
             <w:color w:val="0563C1"/>
             <w:u w:val="single"/>
           </w:rPr>
-          <w:t>腾讯与 Visa 宣布战略合作，包含跨境支付、企业级 AI、智能体支付等领域</w:t>
+          <w:t>大模型定义芯片：XHEART发布X7 Ultra，释放10倍模型参数</w:t>
         </w:r>
       </w:hyperlink>
     </w:p>
@@ -478,7 +478,7 @@
           <w:color w:val="888888"/>
           <w:sz w:val="24"/>
         </w:rPr>
-        <w:t>韩国政府将投入 5 万亿韩元，支持中小企业普及物理 AI</w:t>
+        <w:t>XHEART新芯航途正式发布大模型芯片X7 Ultra 算力达700 TOPS</w:t>
       </w:r>
     </w:p>
     <w:p>
@@ -488,7 +488,7 @@
           <w:color w:val="888888"/>
           <w:sz w:val="18"/>
         </w:rPr>
-        <w:t>来源:IT之家 | 时间:10-29 13:21</w:t>
+        <w:t>来源:Bing新闻 | 时间:10-29 05:34</w:t>
       </w:r>
     </w:p>
     <w:p>
@@ -505,7 +505,7 @@
             <w:color w:val="0563C1"/>
             <w:u w:val="single"/>
           </w:rPr>
-          <w:t>韩国政府将投入 5 万亿韩元，支持中小企业普及物理 AI</w:t>
+          <w:t>XHEART新芯航途正式发布大模型芯片X7 Ultra 算力达700 TOPS</w:t>
         </w:r>
       </w:hyperlink>
     </w:p>
@@ -529,7 +529,7 @@
           <w:color w:val="888888"/>
           <w:sz w:val="24"/>
         </w:rPr>
-        <w:t>全国首个华为昇腾 950DT 超节点集群在武汉上线，全面支撑万亿参数大模型训练与智能体推理</w:t>
+        <w:t>从模型发布到产线验证：2026具身大模型“真实力”分层图谱</w:t>
       </w:r>
     </w:p>
     <w:p>
@@ -539,7 +539,7 @@
           <w:color w:val="888888"/>
           <w:sz w:val="18"/>
         </w:rPr>
-        <w:t>来源:IT之家 | 时间:10-29 13:12</w:t>
+        <w:t>来源:Bing新闻 | 时间:10-29 04:50</w:t>
       </w:r>
     </w:p>
     <w:p>
@@ -556,7 +556,7 @@
             <w:color w:val="0563C1"/>
             <w:u w:val="single"/>
           </w:rPr>
-          <w:t>全国首个华为昇腾 950DT 超节点集群在武汉上线，全面支撑万亿参数大模型训练与智能体推理</w:t>
+          <w:t>从模型发布到产线验证：2026具身大模型“真实力”分层图谱</w:t>
         </w:r>
       </w:hyperlink>
     </w:p>
@@ -580,7 +580,7 @@
           <w:color w:val="888888"/>
           <w:sz w:val="24"/>
         </w:rPr>
-        <w:t>腾讯推出跨应用 AI 协同体系 Buddy One：打通腾讯多款办公产品，共享 WorkBuddy Agent 底座</w:t>
+        <w:t>让AI学习物理规律推演万物 Momenta发布R7 Ultra世界模型</w:t>
       </w:r>
     </w:p>
     <w:p>
@@ -590,7 +590,7 @@
           <w:color w:val="888888"/>
           <w:sz w:val="18"/>
         </w:rPr>
-        <w:t>来源:IT之家 | 时间:10-29 12:24</w:t>
+        <w:t>来源:Bing新闻 | 时间:10-29 03:50</w:t>
       </w:r>
     </w:p>
     <w:p>
@@ -607,7 +607,7 @@
             <w:color w:val="0563C1"/>
             <w:u w:val="single"/>
           </w:rPr>
-          <w:t>腾讯推出跨应用 AI 协同体系 Buddy One：打通腾讯多款办公产品，共享 WorkBuddy Agent 底座</w:t>
+          <w:t>让AI学习物理规律推演万物 Momenta发布R7 Ultra世界模型</w:t>
         </w:r>
       </w:hyperlink>
     </w:p>
@@ -631,7 +631,7 @@
           <w:color w:val="888888"/>
           <w:sz w:val="24"/>
         </w:rPr>
-        <w:t>部分 GPU 算力合同延期，微软下调 2026 年资本开支预期至 1700 亿美元</w:t>
+        <w:t>2026年，全彩AI眼镜开始扎堆了</w:t>
       </w:r>
     </w:p>
     <w:p>
@@ -641,7 +641,7 @@
           <w:color w:val="888888"/>
           <w:sz w:val="18"/>
         </w:rPr>
-        <w:t>来源:IT之家 | 时间:10-29 11:58</w:t>
+        <w:t>来源:Bing新闻 | 时间:10-29 01:31</w:t>
       </w:r>
     </w:p>
     <w:p>
@@ -658,58 +658,7 @@
             <w:color w:val="0563C1"/>
             <w:u w:val="single"/>
           </w:rPr>
-          <w:t>部分 GPU 算力合同延期，微软下调 2026 年资本开支预期至 1700 亿美元</w:t>
-        </w:r>
-      </w:hyperlink>
-    </w:p>
-    <w:p>
-      <w:pPr>
-        <w:pStyle w:val="Heading3"/>
-      </w:pPr>
-      <w:r>
-        <w:rPr>
-          <w:rFonts w:ascii="Times New Roman" w:hAnsi="Times New Roman" w:eastAsia="黑体"/>
-          <w:b w:val="0"/>
-          <w:color w:val="888888"/>
-          <w:sz w:val="24"/>
-        </w:rPr>
-        <w:t>【C级·参考】</w:t>
-      </w:r>
-      <w:r>
-        <w:rPr>
-          <w:rFonts w:ascii="Times New Roman" w:hAnsi="Times New Roman" w:eastAsia="黑体"/>
-          <w:b w:val="0"/>
-          <w:color w:val="888888"/>
-          <w:sz w:val="24"/>
-        </w:rPr>
-        <w:t>巴慕达推出 AI 个性化电台“Good Morning Radio”，可根据用户生活习惯与兴趣生成 10 分钟每日播客</w:t>
-      </w:r>
-    </w:p>
-    <w:p>
-      <w:r>
-        <w:rPr>
-          <w:rFonts w:ascii="Times New Roman" w:hAnsi="Times New Roman" w:eastAsia="宋体"/>
-          <w:color w:val="888888"/>
-          <w:sz w:val="18"/>
-        </w:rPr>
-        <w:t>来源:IT之家 | 时间:10-29 11:08</w:t>
-      </w:r>
-    </w:p>
-    <w:p>
-      <w:r>
-        <w:rPr>
-          <w:rFonts w:ascii="Times New Roman" w:hAnsi="Times New Roman" w:eastAsia="宋体"/>
-          <w:sz w:val="18"/>
-        </w:rPr>
-        <w:t>链接:</w:t>
-      </w:r>
-      <w:hyperlink r:id="rId21">
-        <w:r>
-          <w:rPr>
-            <w:color w:val="0563C1"/>
-            <w:u w:val="single"/>
-          </w:rPr>
-          <w:t>巴慕达推出 AI 个性化电台“Good Morning Radio”，可根据用户生活习惯与兴趣生成 10 分钟每日播客</w:t>
+          <w:t>2026年，全彩AI眼镜开始扎堆了</w:t>
         </w:r>
       </w:hyperlink>
     </w:p>
@@ -754,115 +703,13 @@
         </w:rPr>
         <w:t>链接:</w:t>
       </w:r>
-      <w:hyperlink r:id="rId22">
+      <w:hyperlink r:id="rId21">
         <w:r>
           <w:rPr>
             <w:color w:val="0563C1"/>
             <w:u w:val="single"/>
           </w:rPr>
           <w:t>极米记得AI记忆眼镜G1、记忆手环L1上线开售</w:t>
-        </w:r>
-      </w:hyperlink>
-    </w:p>
-    <w:p>
-      <w:pPr>
-        <w:pStyle w:val="Heading3"/>
-      </w:pPr>
-      <w:r>
-        <w:rPr>
-          <w:rFonts w:ascii="Times New Roman" w:hAnsi="Times New Roman" w:eastAsia="黑体"/>
-          <w:b w:val="0"/>
-          <w:color w:val="888888"/>
-          <w:sz w:val="24"/>
-        </w:rPr>
-        <w:t>【C级·参考|本地】</w:t>
-      </w:r>
-      <w:r>
-        <w:rPr>
-          <w:rFonts w:ascii="Times New Roman" w:hAnsi="Times New Roman" w:eastAsia="黑体"/>
-          <w:b w:val="0"/>
-          <w:color w:val="888888"/>
-          <w:sz w:val="24"/>
-        </w:rPr>
-        <w:t>跳出逐字生成！深圳跑出大模型黑马，不走ChatGPT老路</w:t>
-      </w:r>
-    </w:p>
-    <w:p>
-      <w:r>
-        <w:rPr>
-          <w:rFonts w:ascii="Times New Roman" w:hAnsi="Times New Roman" w:eastAsia="宋体"/>
-          <w:color w:val="888888"/>
-          <w:sz w:val="18"/>
-        </w:rPr>
-        <w:t>来源:Bing新闻 | 时间:10-29 01:00</w:t>
-      </w:r>
-    </w:p>
-    <w:p>
-      <w:r>
-        <w:rPr>
-          <w:rFonts w:ascii="Times New Roman" w:hAnsi="Times New Roman" w:eastAsia="宋体"/>
-          <w:sz w:val="18"/>
-        </w:rPr>
-        <w:t>链接:</w:t>
-      </w:r>
-      <w:hyperlink r:id="rId23">
-        <w:r>
-          <w:rPr>
-            <w:color w:val="0563C1"/>
-            <w:u w:val="single"/>
-          </w:rPr>
-          <w:t>跳出逐字生成！深圳跑出大模型黑马，不走ChatGPT老路</w:t>
-        </w:r>
-      </w:hyperlink>
-    </w:p>
-    <w:p>
-      <w:pPr>
-        <w:pStyle w:val="Heading3"/>
-      </w:pPr>
-      <w:r>
-        <w:rPr>
-          <w:rFonts w:ascii="Times New Roman" w:hAnsi="Times New Roman" w:eastAsia="黑体"/>
-          <w:b w:val="0"/>
-          <w:color w:val="888888"/>
-          <w:sz w:val="24"/>
-        </w:rPr>
-        <w:t>【C级·参考】</w:t>
-      </w:r>
-      <w:r>
-        <w:rPr>
-          <w:rFonts w:ascii="Times New Roman" w:hAnsi="Times New Roman" w:eastAsia="黑体"/>
-          <w:b w:val="0"/>
-          <w:color w:val="888888"/>
-          <w:sz w:val="24"/>
-        </w:rPr>
-        <w:t>Dayjob: Tax – evaluating AI agents on 50 professional tax assignments</w:t>
-      </w:r>
-    </w:p>
-    <w:p>
-      <w:r>
-        <w:rPr>
-          <w:rFonts w:ascii="Times New Roman" w:hAnsi="Times New Roman" w:eastAsia="宋体"/>
-          <w:color w:val="888888"/>
-          <w:sz w:val="18"/>
-        </w:rPr>
-        <w:t>来源:Hacker News | 时间:10-28 23:46</w:t>
-      </w:r>
-    </w:p>
-    <w:p>
-      <w:r>
-        <w:rPr>
-          <w:rFonts w:ascii="Times New Roman" w:hAnsi="Times New Roman" w:eastAsia="宋体"/>
-          <w:sz w:val="18"/>
-        </w:rPr>
-        <w:t>链接:</w:t>
-      </w:r>
-      <w:hyperlink r:id="rId24">
-        <w:r>
-          <w:rPr>
-            <w:color w:val="0563C1"/>
-            <w:u w:val="single"/>
-          </w:rPr>
-          <w:t>Dayjob: Tax – evaluating AI agents on 50 professional tax assignments</w:t>
         </w:r>
       </w:hyperlink>
     </w:p>
@@ -907,64 +754,13 @@
         </w:rPr>
         <w:t>链接:</w:t>
       </w:r>
-      <w:hyperlink r:id="rId25">
+      <w:hyperlink r:id="rId22">
         <w:r>
           <w:rPr>
             <w:color w:val="0563C1"/>
             <w:u w:val="single"/>
           </w:rPr>
           <w:t>全彩AI眼镜来了，千万级出货还会远吗？</w:t>
-        </w:r>
-      </w:hyperlink>
-    </w:p>
-    <w:p>
-      <w:pPr>
-        <w:pStyle w:val="Heading3"/>
-      </w:pPr>
-      <w:r>
-        <w:rPr>
-          <w:rFonts w:ascii="Times New Roman" w:hAnsi="Times New Roman" w:eastAsia="黑体"/>
-          <w:b w:val="0"/>
-          <w:color w:val="888888"/>
-          <w:sz w:val="24"/>
-        </w:rPr>
-        <w:t>【C级·参考】</w:t>
-      </w:r>
-      <w:r>
-        <w:rPr>
-          <w:rFonts w:ascii="Times New Roman" w:hAnsi="Times New Roman" w:eastAsia="黑体"/>
-          <w:b w:val="0"/>
-          <w:color w:val="888888"/>
-          <w:sz w:val="24"/>
-        </w:rPr>
-        <w:t>谷歌发布Gemini 4 Carbon：59分重回全球大模型榜首</w:t>
-      </w:r>
-    </w:p>
-    <w:p>
-      <w:r>
-        <w:rPr>
-          <w:rFonts w:ascii="Times New Roman" w:hAnsi="Times New Roman" w:eastAsia="宋体"/>
-          <w:color w:val="888888"/>
-          <w:sz w:val="18"/>
-        </w:rPr>
-        <w:t>来源:Bing新闻 | 时间:10-28 21:13</w:t>
-      </w:r>
-    </w:p>
-    <w:p>
-      <w:r>
-        <w:rPr>
-          <w:rFonts w:ascii="Times New Roman" w:hAnsi="Times New Roman" w:eastAsia="宋体"/>
-          <w:sz w:val="18"/>
-        </w:rPr>
-        <w:t>链接:</w:t>
-      </w:r>
-      <w:hyperlink r:id="rId26">
-        <w:r>
-          <w:rPr>
-            <w:color w:val="0563C1"/>
-            <w:u w:val="single"/>
-          </w:rPr>
-          <w:t>谷歌发布Gemini 4 Carbon：59分重回全球大模型榜首</w:t>
         </w:r>
       </w:hyperlink>
     </w:p>
@@ -1009,166 +805,13 @@
         </w:rPr>
         <w:t>链接:</w:t>
       </w:r>
-      <w:hyperlink r:id="rId27">
+      <w:hyperlink r:id="rId23">
         <w:r>
           <w:rPr>
             <w:color w:val="0563C1"/>
             <w:u w:val="single"/>
           </w:rPr>
           <w:t>百镜大战杀出全彩新变量 AI 眼镜能否迎来 iPhone 时刻</w:t>
-        </w:r>
-      </w:hyperlink>
-    </w:p>
-    <w:p>
-      <w:pPr>
-        <w:pStyle w:val="Heading3"/>
-      </w:pPr>
-      <w:r>
-        <w:rPr>
-          <w:rFonts w:ascii="Times New Roman" w:hAnsi="Times New Roman" w:eastAsia="黑体"/>
-          <w:b w:val="0"/>
-          <w:color w:val="888888"/>
-          <w:sz w:val="24"/>
-        </w:rPr>
-        <w:t>【C级·参考】</w:t>
-      </w:r>
-      <w:r>
-        <w:rPr>
-          <w:rFonts w:ascii="Times New Roman" w:hAnsi="Times New Roman" w:eastAsia="黑体"/>
-          <w:b w:val="0"/>
-          <w:color w:val="888888"/>
-          <w:sz w:val="24"/>
-        </w:rPr>
-        <w:t>智能眼镜行业周报(10.20 - 10.27) : AI眼镜新品发布</w:t>
-      </w:r>
-    </w:p>
-    <w:p>
-      <w:r>
-        <w:rPr>
-          <w:rFonts w:ascii="Times New Roman" w:hAnsi="Times New Roman" w:eastAsia="宋体"/>
-          <w:color w:val="888888"/>
-          <w:sz w:val="18"/>
-        </w:rPr>
-        <w:t>来源:Bing新闻 | 时间:10-28 17:41</w:t>
-      </w:r>
-    </w:p>
-    <w:p>
-      <w:r>
-        <w:rPr>
-          <w:rFonts w:ascii="Times New Roman" w:hAnsi="Times New Roman" w:eastAsia="宋体"/>
-          <w:sz w:val="18"/>
-        </w:rPr>
-        <w:t>链接:</w:t>
-      </w:r>
-      <w:hyperlink r:id="rId28">
-        <w:r>
-          <w:rPr>
-            <w:color w:val="0563C1"/>
-            <w:u w:val="single"/>
-          </w:rPr>
-          <w:t>智能眼镜行业周报(10.20 - 10.27) : AI眼镜新品发布</w:t>
-        </w:r>
-      </w:hyperlink>
-    </w:p>
-    <w:p>
-      <w:pPr>
-        <w:pStyle w:val="Heading3"/>
-      </w:pPr>
-      <w:r>
-        <w:rPr>
-          <w:rFonts w:ascii="Times New Roman" w:hAnsi="Times New Roman" w:eastAsia="黑体"/>
-          <w:b w:val="0"/>
-          <w:color w:val="888888"/>
-          <w:sz w:val="24"/>
-        </w:rPr>
-        <w:t>【C级·参考】</w:t>
-      </w:r>
-      <w:r>
-        <w:rPr>
-          <w:rFonts w:ascii="Times New Roman" w:hAnsi="Times New Roman" w:eastAsia="黑体"/>
-          <w:b w:val="0"/>
-          <w:color w:val="888888"/>
-          <w:sz w:val="24"/>
-        </w:rPr>
-        <w:t>AI眼镜、具身智能等新型终端催生网络需求，华为预计2030年移动网络上行流量将达当前约13倍</w:t>
-      </w:r>
-    </w:p>
-    <w:p>
-      <w:r>
-        <w:rPr>
-          <w:rFonts w:ascii="Times New Roman" w:hAnsi="Times New Roman" w:eastAsia="宋体"/>
-          <w:color w:val="888888"/>
-          <w:sz w:val="18"/>
-        </w:rPr>
-        <w:t>来源:Bing新闻 | 时间:10-28 14:39</w:t>
-      </w:r>
-    </w:p>
-    <w:p>
-      <w:r>
-        <w:rPr>
-          <w:rFonts w:ascii="Times New Roman" w:hAnsi="Times New Roman" w:eastAsia="宋体"/>
-          <w:sz w:val="18"/>
-        </w:rPr>
-        <w:t>链接:</w:t>
-      </w:r>
-      <w:hyperlink r:id="rId29">
-        <w:r>
-          <w:rPr>
-            <w:color w:val="0563C1"/>
-            <w:u w:val="single"/>
-          </w:rPr>
-          <w:t>AI眼镜、具身智能等新型终端催生网络需求，华为预计2030年移动网络上行流量将达当前约13倍</w:t>
-        </w:r>
-      </w:hyperlink>
-    </w:p>
-    <w:p>
-      <w:pPr>
-        <w:pStyle w:val="Heading3"/>
-      </w:pPr>
-      <w:r>
-        <w:rPr>
-          <w:rFonts w:ascii="Times New Roman" w:hAnsi="Times New Roman" w:eastAsia="黑体"/>
-          <w:b w:val="0"/>
-          <w:color w:val="888888"/>
-          <w:sz w:val="24"/>
-        </w:rPr>
-        <w:t>【C级·参考】</w:t>
-      </w:r>
-      <w:r>
-        <w:rPr>
-          <w:rFonts w:ascii="Times New Roman" w:hAnsi="Times New Roman" w:eastAsia="黑体"/>
-          <w:b w:val="0"/>
-          <w:color w:val="888888"/>
-          <w:sz w:val="24"/>
-        </w:rPr>
-        <w:t>乐奇发布全彩AI眼镜Rokid Color，祝铭明称行业迎来“iPhone 1时刻”</w:t>
-      </w:r>
-    </w:p>
-    <w:p>
-      <w:r>
-        <w:rPr>
-          <w:rFonts w:ascii="Times New Roman" w:hAnsi="Times New Roman" w:eastAsia="宋体"/>
-          <w:color w:val="888888"/>
-          <w:sz w:val="18"/>
-        </w:rPr>
-        <w:t>来源:Bing新闻 | 时间:10-28 10:16</w:t>
-      </w:r>
-    </w:p>
-    <w:p>
-      <w:r>
-        <w:rPr>
-          <w:rFonts w:ascii="Times New Roman" w:hAnsi="Times New Roman" w:eastAsia="宋体"/>
-          <w:sz w:val="18"/>
-        </w:rPr>
-        <w:t>链接:</w:t>
-      </w:r>
-      <w:hyperlink r:id="rId30">
-        <w:r>
-          <w:rPr>
-            <w:color w:val="0563C1"/>
-            <w:u w:val="single"/>
-          </w:rPr>
-          <w:t>乐奇发布全彩AI眼镜Rokid Color，祝铭明称行业迎来“iPhone 1时刻”</w:t>
         </w:r>
       </w:hyperlink>
     </w:p>
@@ -1213,13 +856,64 @@
         </w:rPr>
         <w:t>链接:</w:t>
       </w:r>
-      <w:hyperlink r:id="rId31">
+      <w:hyperlink r:id="rId24">
         <w:r>
           <w:rPr>
             <w:color w:val="0563C1"/>
             <w:u w:val="single"/>
           </w:rPr>
           <w:t>互动影游《三体：审判前夜》明年发售，超300分钟动画全部AI制作！</w:t>
+        </w:r>
+      </w:hyperlink>
+    </w:p>
+    <w:p>
+      <w:pPr>
+        <w:pStyle w:val="Heading3"/>
+      </w:pPr>
+      <w:r>
+        <w:rPr>
+          <w:rFonts w:ascii="Times New Roman" w:hAnsi="Times New Roman" w:eastAsia="黑体"/>
+          <w:b w:val="0"/>
+          <w:color w:val="888888"/>
+          <w:sz w:val="24"/>
+        </w:rPr>
+        <w:t>【C级·参考】</w:t>
+      </w:r>
+      <w:r>
+        <w:rPr>
+          <w:rFonts w:ascii="Times New Roman" w:hAnsi="Times New Roman" w:eastAsia="黑体"/>
+          <w:b w:val="0"/>
+          <w:color w:val="888888"/>
+          <w:sz w:val="24"/>
+        </w:rPr>
+        <w:t>乐奇发布全彩AI眼镜：开启AI眼镜新时代</w:t>
+      </w:r>
+    </w:p>
+    <w:p>
+      <w:r>
+        <w:rPr>
+          <w:rFonts w:ascii="Times New Roman" w:hAnsi="Times New Roman" w:eastAsia="宋体"/>
+          <w:color w:val="888888"/>
+          <w:sz w:val="18"/>
+        </w:rPr>
+        <w:t>来源:Bing新闻 | 时间:10-28 01:18</w:t>
+      </w:r>
+    </w:p>
+    <w:p>
+      <w:r>
+        <w:rPr>
+          <w:rFonts w:ascii="Times New Roman" w:hAnsi="Times New Roman" w:eastAsia="宋体"/>
+          <w:sz w:val="18"/>
+        </w:rPr>
+        <w:t>链接:</w:t>
+      </w:r>
+      <w:hyperlink r:id="rId25">
+        <w:r>
+          <w:rPr>
+            <w:color w:val="0563C1"/>
+            <w:u w:val="single"/>
+          </w:rPr>
+          <w:t>乐奇发布全彩AI眼镜：开启AI眼镜新时代</w:t>
         </w:r>
       </w:hyperlink>
     </w:p>
@@ -1233,40 +927,6 @@
           <w:sz w:val="28"/>
         </w:rPr>
         <w:t>机器人/AI硬件</w:t>
-      </w:r>
-    </w:p>
-    <w:p>
-      <w:r>
-        <w:t>本线口暂无重要更新</w:t>
-      </w:r>
-    </w:p>
-    <w:p>
-      <w:pPr>
-        <w:pStyle w:val="Heading2"/>
-      </w:pPr>
-      <w:r>
-        <w:rPr>
-          <w:rFonts w:ascii="Times New Roman" w:hAnsi="Times New Roman" w:eastAsia="黑体"/>
-          <w:sz w:val="28"/>
-        </w:rPr>
-        <w:t>无人驾驶/低空/智慧出行</w:t>
-      </w:r>
-    </w:p>
-    <w:p>
-      <w:r>
-        <w:t>本线口暂无重要更新</w:t>
-      </w:r>
-    </w:p>
-    <w:p>
-      <w:pPr>
-        <w:pStyle w:val="Heading2"/>
-      </w:pPr>
-      <w:r>
-        <w:rPr>
-          <w:rFonts w:ascii="Times New Roman" w:hAnsi="Times New Roman" w:eastAsia="黑体"/>
-          <w:sz w:val="28"/>
-        </w:rPr>
-        <w:t>电商/直播/即时零售</w:t>
       </w:r>
     </w:p>
     <w:p>
@@ -1289,7 +949,7 @@
           <w:color w:val="888888"/>
           <w:sz w:val="24"/>
         </w:rPr>
-        <w:t>比三星 Galaxy S26 Ultra 还贵？摩托罗拉 Signature 27 手机已上架电商平台</w:t>
+        <w:t>智元发布具身模型GO-3 Preview ，一举拿下 RoboDojo、RoboTwin、RoboColiseum三大榜单第一</w:t>
       </w:r>
     </w:p>
     <w:p>
@@ -1299,7 +959,7 @@
           <w:color w:val="888888"/>
           <w:sz w:val="18"/>
         </w:rPr>
-        <w:t>来源:IT之家 | 时间:10-29 13:40</w:t>
+        <w:t>来源:Bing新闻 | 时间:10-29 07:01</w:t>
       </w:r>
     </w:p>
     <w:p>
@@ -1310,15 +970,95 @@
         </w:rPr>
         <w:t>链接:</w:t>
       </w:r>
-      <w:hyperlink r:id="rId32">
+      <w:hyperlink r:id="rId26">
         <w:r>
           <w:rPr>
             <w:color w:val="0563C1"/>
             <w:u w:val="single"/>
           </w:rPr>
-          <w:t>比三星 Galaxy S26 Ultra 还贵？摩托罗拉 Signature 27 手机已上架电商平台</w:t>
+          <w:t>智元发布具身模型GO-3 Preview ，一举拿下 RoboDojo、RoboTwin、RoboColiseum三大榜单第一</w:t>
         </w:r>
       </w:hyperlink>
+    </w:p>
+    <w:p>
+      <w:pPr>
+        <w:pStyle w:val="Heading2"/>
+      </w:pPr>
+      <w:r>
+        <w:rPr>
+          <w:rFonts w:ascii="Times New Roman" w:hAnsi="Times New Roman" w:eastAsia="黑体"/>
+          <w:sz w:val="28"/>
+        </w:rPr>
+        <w:t>无人驾驶/低空/智慧出行</w:t>
+      </w:r>
+    </w:p>
+    <w:p>
+      <w:pPr>
+        <w:pStyle w:val="Heading3"/>
+      </w:pPr>
+      <w:r>
+        <w:rPr>
+          <w:rFonts w:ascii="Times New Roman" w:hAnsi="Times New Roman" w:eastAsia="黑体"/>
+          <w:b w:val="0"/>
+          <w:color w:val="888888"/>
+          <w:sz w:val="24"/>
+        </w:rPr>
+        <w:t>【C级·参考】</w:t>
+      </w:r>
+      <w:r>
+        <w:rPr>
+          <w:rFonts w:ascii="Times New Roman" w:hAnsi="Times New Roman" w:eastAsia="黑体"/>
+          <w:b w:val="0"/>
+          <w:color w:val="888888"/>
+          <w:sz w:val="24"/>
+        </w:rPr>
+        <w:t>13.98 万元起小鹏 MONA L05 上市：纯视觉智驾下放，纯电增程双动力</w:t>
+      </w:r>
+    </w:p>
+    <w:p>
+      <w:r>
+        <w:rPr>
+          <w:rFonts w:ascii="Times New Roman" w:hAnsi="Times New Roman" w:eastAsia="宋体"/>
+          <w:color w:val="888888"/>
+          <w:sz w:val="18"/>
+        </w:rPr>
+        <w:t>来源:IT之家 | 时间:10-29 20:22</w:t>
+      </w:r>
+    </w:p>
+    <w:p>
+      <w:r>
+        <w:rPr>
+          <w:rFonts w:ascii="Times New Roman" w:hAnsi="Times New Roman" w:eastAsia="宋体"/>
+          <w:sz w:val="18"/>
+        </w:rPr>
+        <w:t>链接:</w:t>
+      </w:r>
+      <w:hyperlink r:id="rId27">
+        <w:r>
+          <w:rPr>
+            <w:color w:val="0563C1"/>
+            <w:u w:val="single"/>
+          </w:rPr>
+          <w:t>13.98 万元起小鹏 MONA L05 上市：纯视觉智驾下放，纯电增程双动力</w:t>
+        </w:r>
+      </w:hyperlink>
+    </w:p>
+    <w:p>
+      <w:pPr>
+        <w:pStyle w:val="Heading2"/>
+      </w:pPr>
+      <w:r>
+        <w:rPr>
+          <w:rFonts w:ascii="Times New Roman" w:hAnsi="Times New Roman" w:eastAsia="黑体"/>
+          <w:sz w:val="28"/>
+        </w:rPr>
+        <w:t>电商/直播/即时零售</w:t>
+      </w:r>
+    </w:p>
+    <w:p>
+      <w:r>
+        <w:t>本线口暂无重要更新</w:t>
+      </w:r>
     </w:p>
     <w:p>
       <w:pPr>
@@ -1352,7 +1092,7 @@
           <w:color w:val="888888"/>
           <w:sz w:val="24"/>
         </w:rPr>
-        <w:t>腾讯汤道生：WorkBuddy 已覆盖中国企业 500 强中的 50%</w:t>
+        <w:t>《GTA6》游戏公共交通系统详解：火车、巴士有固定路线和时刻表</w:t>
       </w:r>
     </w:p>
     <w:p>
@@ -1362,7 +1102,7 @@
           <w:color w:val="888888"/>
           <w:sz w:val="18"/>
         </w:rPr>
-        <w:t>来源:IT之家 | 时间:10-29 13:24</w:t>
+        <w:t>来源:IT之家 | 时间:10-29 22:06</w:t>
       </w:r>
     </w:p>
     <w:p>
@@ -1373,13 +1113,13 @@
         </w:rPr>
         <w:t>链接:</w:t>
       </w:r>
-      <w:hyperlink r:id="rId33">
+      <w:hyperlink r:id="rId28">
         <w:r>
           <w:rPr>
             <w:color w:val="0563C1"/>
             <w:u w:val="single"/>
           </w:rPr>
-          <w:t>腾讯汤道生：WorkBuddy 已覆盖中国企业 500 强中的 50%</w:t>
+          <w:t>《GTA6》游戏公共交通系统详解：火车、巴士有固定路线和时刻表</w:t>
         </w:r>
       </w:hyperlink>
     </w:p>
@@ -1403,7 +1143,7 @@
           <w:color w:val="888888"/>
           <w:sz w:val="24"/>
         </w:rPr>
-        <w:t>合作恐怖游戏《R.E.P.O.》确认 2027 年登陆任天堂 Switch 2 平台</w:t>
+        <w:t>2026 年 10 月游戏版号下发：183 款国产游戏、12 款进口网络游戏获批，腾讯《不可卷卷书店》、网易《桃花》、完美《诛仙：归来》在内</w:t>
       </w:r>
     </w:p>
     <w:p>
@@ -1413,7 +1153,7 @@
           <w:color w:val="888888"/>
           <w:sz w:val="18"/>
         </w:rPr>
-        <w:t>来源:IT之家 | 时间:10-29 11:47</w:t>
+        <w:t>来源:IT之家 | 时间:10-29 18:15</w:t>
       </w:r>
     </w:p>
     <w:p>
@@ -1424,115 +1164,13 @@
         </w:rPr>
         <w:t>链接:</w:t>
       </w:r>
-      <w:hyperlink r:id="rId34">
+      <w:hyperlink r:id="rId29">
         <w:r>
           <w:rPr>
             <w:color w:val="0563C1"/>
             <w:u w:val="single"/>
           </w:rPr>
-          <w:t>合作恐怖游戏《R.E.P.O.》确认 2027 年登陆任天堂 Switch 2 平台</w:t>
-        </w:r>
-      </w:hyperlink>
-    </w:p>
-    <w:p>
-      <w:pPr>
-        <w:pStyle w:val="Heading3"/>
-      </w:pPr>
-      <w:r>
-        <w:rPr>
-          <w:rFonts w:ascii="Times New Roman" w:hAnsi="Times New Roman" w:eastAsia="黑体"/>
-          <w:b w:val="0"/>
-          <w:color w:val="888888"/>
-          <w:sz w:val="24"/>
-        </w:rPr>
-        <w:t>【C级·参考】</w:t>
-      </w:r>
-      <w:r>
-        <w:rPr>
-          <w:rFonts w:ascii="Times New Roman" w:hAnsi="Times New Roman" w:eastAsia="黑体"/>
-          <w:b w:val="0"/>
-          <w:color w:val="888888"/>
-          <w:sz w:val="24"/>
-        </w:rPr>
-        <w:t>《无人深空》登陆苹果 iOS 平台售 19.99 美元，游戏全平台同步推送“遗落”万圣节更新</w:t>
-      </w:r>
-    </w:p>
-    <w:p>
-      <w:r>
-        <w:rPr>
-          <w:rFonts w:ascii="Times New Roman" w:hAnsi="Times New Roman" w:eastAsia="宋体"/>
-          <w:color w:val="888888"/>
-          <w:sz w:val="18"/>
-        </w:rPr>
-        <w:t>来源:IT之家 | 时间:10-29 11:38</w:t>
-      </w:r>
-    </w:p>
-    <w:p>
-      <w:r>
-        <w:rPr>
-          <w:rFonts w:ascii="Times New Roman" w:hAnsi="Times New Roman" w:eastAsia="宋体"/>
-          <w:sz w:val="18"/>
-        </w:rPr>
-        <w:t>链接:</w:t>
-      </w:r>
-      <w:hyperlink r:id="rId35">
-        <w:r>
-          <w:rPr>
-            <w:color w:val="0563C1"/>
-            <w:u w:val="single"/>
-          </w:rPr>
-          <w:t>《无人深空》登陆苹果 iOS 平台售 19.99 美元，游戏全平台同步推送“遗落”万圣节更新</w:t>
-        </w:r>
-      </w:hyperlink>
-    </w:p>
-    <w:p>
-      <w:pPr>
-        <w:pStyle w:val="Heading3"/>
-      </w:pPr>
-      <w:r>
-        <w:rPr>
-          <w:rFonts w:ascii="Times New Roman" w:hAnsi="Times New Roman" w:eastAsia="黑体"/>
-          <w:b w:val="0"/>
-          <w:color w:val="888888"/>
-          <w:sz w:val="24"/>
-        </w:rPr>
-        <w:t>【C级·参考】</w:t>
-      </w:r>
-      <w:r>
-        <w:rPr>
-          <w:rFonts w:ascii="Times New Roman" w:hAnsi="Times New Roman" w:eastAsia="黑体"/>
-          <w:b w:val="0"/>
-          <w:color w:val="888888"/>
-          <w:sz w:val="24"/>
-        </w:rPr>
-        <w:t>迈从 R9 轻量化零压电竞头戴耳机“白紫”“黑金”配色发售：235g 重量、150 小时续航，首发价 249.2 元</w:t>
-      </w:r>
-    </w:p>
-    <w:p>
-      <w:r>
-        <w:rPr>
-          <w:rFonts w:ascii="Times New Roman" w:hAnsi="Times New Roman" w:eastAsia="宋体"/>
-          <w:color w:val="888888"/>
-          <w:sz w:val="18"/>
-        </w:rPr>
-        <w:t>来源:IT之家 | 时间:10-29 10:41</w:t>
-      </w:r>
-    </w:p>
-    <w:p>
-      <w:r>
-        <w:rPr>
-          <w:rFonts w:ascii="Times New Roman" w:hAnsi="Times New Roman" w:eastAsia="宋体"/>
-          <w:sz w:val="18"/>
-        </w:rPr>
-        <w:t>链接:</w:t>
-      </w:r>
-      <w:hyperlink r:id="rId36">
-        <w:r>
-          <w:rPr>
-            <w:color w:val="0563C1"/>
-            <w:u w:val="single"/>
-          </w:rPr>
-          <w:t>迈从 R9 轻量化零压电竞头戴耳机“白紫”“黑金”配色发售：235g 重量、150 小时续航，首发价 249.2 元</w:t>
+          <w:t>2026 年 10 月游戏版号下发：183 款国产游戏、12 款进口网络游戏获批，腾讯《不可卷卷书店》、网易《桃花》、完美《诛仙：归来》在内</w:t>
         </w:r>
       </w:hyperlink>
     </w:p>
@@ -1577,7 +1215,7 @@
         </w:rPr>
         <w:t>链接:</w:t>
       </w:r>
-      <w:hyperlink r:id="rId37">
+      <w:hyperlink r:id="rId30">
         <w:r>
           <w:rPr>
             <w:color w:val="0563C1"/>
@@ -1628,13 +1266,166 @@
         </w:rPr>
         <w:t>链接:</w:t>
       </w:r>
-      <w:hyperlink r:id="rId38">
+      <w:hyperlink r:id="rId31">
         <w:r>
           <w:rPr>
             <w:color w:val="0563C1"/>
             <w:u w:val="single"/>
           </w:rPr>
           <w:t>“不想给TGA年度游戏就直说”！《影之刃零》M站媒体评分88，比《悟空》高7分</w:t>
+        </w:r>
+      </w:hyperlink>
+    </w:p>
+    <w:p>
+      <w:pPr>
+        <w:pStyle w:val="Heading3"/>
+      </w:pPr>
+      <w:r>
+        <w:rPr>
+          <w:rFonts w:ascii="Times New Roman" w:hAnsi="Times New Roman" w:eastAsia="黑体"/>
+          <w:b w:val="0"/>
+          <w:color w:val="888888"/>
+          <w:sz w:val="24"/>
+        </w:rPr>
+        <w:t>【C级·参考】</w:t>
+      </w:r>
+      <w:r>
+        <w:rPr>
+          <w:rFonts w:ascii="Times New Roman" w:hAnsi="Times New Roman" w:eastAsia="黑体"/>
+          <w:b w:val="0"/>
+          <w:color w:val="888888"/>
+          <w:sz w:val="24"/>
+        </w:rPr>
+        <w:t>西山居的小游戏成了？《剑网1》微信畅销榜第12，新游《工匠小能手》第19</w:t>
+      </w:r>
+    </w:p>
+    <w:p>
+      <w:r>
+        <w:rPr>
+          <w:rFonts w:ascii="Times New Roman" w:hAnsi="Times New Roman" w:eastAsia="宋体"/>
+          <w:color w:val="888888"/>
+          <w:sz w:val="18"/>
+        </w:rPr>
+        <w:t>来源:GameLook | 时间:10-28 09:51</w:t>
+      </w:r>
+    </w:p>
+    <w:p>
+      <w:r>
+        <w:rPr>
+          <w:rFonts w:ascii="Times New Roman" w:hAnsi="Times New Roman" w:eastAsia="宋体"/>
+          <w:sz w:val="18"/>
+        </w:rPr>
+        <w:t>链接:</w:t>
+      </w:r>
+      <w:hyperlink r:id="rId32">
+        <w:r>
+          <w:rPr>
+            <w:color w:val="0563C1"/>
+            <w:u w:val="single"/>
+          </w:rPr>
+          <w:t>西山居的小游戏成了？《剑网1》微信畅销榜第12，新游《工匠小能手》第19</w:t>
+        </w:r>
+      </w:hyperlink>
+    </w:p>
+    <w:p>
+      <w:pPr>
+        <w:pStyle w:val="Heading3"/>
+      </w:pPr>
+      <w:r>
+        <w:rPr>
+          <w:rFonts w:ascii="Times New Roman" w:hAnsi="Times New Roman" w:eastAsia="黑体"/>
+          <w:b w:val="0"/>
+          <w:color w:val="888888"/>
+          <w:sz w:val="24"/>
+        </w:rPr>
+        <w:t>【C级·参考】</w:t>
+      </w:r>
+      <w:r>
+        <w:rPr>
+          <w:rFonts w:ascii="Times New Roman" w:hAnsi="Times New Roman" w:eastAsia="黑体"/>
+          <w:b w:val="0"/>
+          <w:color w:val="888888"/>
+          <w:sz w:val="24"/>
+        </w:rPr>
+        <w:t>2026胡润百富榜：张一鸣夺冠，马化腾第4、丁磊第8，米哈游三巨头身价大涨60%</w:t>
+      </w:r>
+    </w:p>
+    <w:p>
+      <w:r>
+        <w:rPr>
+          <w:rFonts w:ascii="Times New Roman" w:hAnsi="Times New Roman" w:eastAsia="宋体"/>
+          <w:color w:val="888888"/>
+          <w:sz w:val="18"/>
+        </w:rPr>
+        <w:t>来源:GameLook | 时间:10-28 09:44</w:t>
+      </w:r>
+    </w:p>
+    <w:p>
+      <w:r>
+        <w:rPr>
+          <w:rFonts w:ascii="Times New Roman" w:hAnsi="Times New Roman" w:eastAsia="宋体"/>
+          <w:sz w:val="18"/>
+        </w:rPr>
+        <w:t>链接:</w:t>
+      </w:r>
+      <w:hyperlink r:id="rId33">
+        <w:r>
+          <w:rPr>
+            <w:color w:val="0563C1"/>
+            <w:u w:val="single"/>
+          </w:rPr>
+          <w:t>2026胡润百富榜：张一鸣夺冠，马化腾第4、丁磊第8，米哈游三巨头身价大涨60%</w:t>
+        </w:r>
+      </w:hyperlink>
+    </w:p>
+    <w:p>
+      <w:pPr>
+        <w:pStyle w:val="Heading3"/>
+      </w:pPr>
+      <w:r>
+        <w:rPr>
+          <w:rFonts w:ascii="Times New Roman" w:hAnsi="Times New Roman" w:eastAsia="黑体"/>
+          <w:b w:val="0"/>
+          <w:color w:val="888888"/>
+          <w:sz w:val="24"/>
+        </w:rPr>
+        <w:t>【C级·参考】</w:t>
+      </w:r>
+      <w:r>
+        <w:rPr>
+          <w:rFonts w:ascii="Times New Roman" w:hAnsi="Times New Roman" w:eastAsia="黑体"/>
+          <w:b w:val="0"/>
+          <w:color w:val="888888"/>
+          <w:sz w:val="24"/>
+        </w:rPr>
+        <w:t>Epic好伤，开发者吐槽：“游戏全平台卖了2万份、EGS商店5天才卖1份！”</w:t>
+      </w:r>
+    </w:p>
+    <w:p>
+      <w:r>
+        <w:rPr>
+          <w:rFonts w:ascii="Times New Roman" w:hAnsi="Times New Roman" w:eastAsia="宋体"/>
+          <w:color w:val="888888"/>
+          <w:sz w:val="18"/>
+        </w:rPr>
+        <w:t>来源:GameLook | 时间:10-28 09:30</w:t>
+      </w:r>
+    </w:p>
+    <w:p>
+      <w:r>
+        <w:rPr>
+          <w:rFonts w:ascii="Times New Roman" w:hAnsi="Times New Roman" w:eastAsia="宋体"/>
+          <w:sz w:val="18"/>
+        </w:rPr>
+        <w:t>链接:</w:t>
+      </w:r>
+      <w:hyperlink r:id="rId34">
+        <w:r>
+          <w:rPr>
+            <w:color w:val="0563C1"/>
+            <w:u w:val="single"/>
+          </w:rPr>
+          <w:t>Epic好伤，开发者吐槽：“游戏全平台卖了2万份、EGS商店5天才卖1份！”</w:t>
         </w:r>
       </w:hyperlink>
     </w:p>
@@ -1651,9 +1442,55 @@
       </w:r>
     </w:p>
     <w:p>
+      <w:pPr>
+        <w:pStyle w:val="Heading3"/>
+      </w:pPr>
       <w:r>
-        <w:t>本线口暂无重要更新</w:t>
+        <w:rPr>
+          <w:rFonts w:ascii="Times New Roman" w:hAnsi="Times New Roman" w:eastAsia="黑体"/>
+          <w:b w:val="0"/>
+          <w:color w:val="888888"/>
+          <w:sz w:val="24"/>
+        </w:rPr>
+        <w:t>【C级·参考】</w:t>
       </w:r>
+      <w:r>
+        <w:rPr>
+          <w:rFonts w:ascii="Times New Roman" w:hAnsi="Times New Roman" w:eastAsia="黑体"/>
+          <w:b w:val="0"/>
+          <w:color w:val="888888"/>
+          <w:sz w:val="24"/>
+        </w:rPr>
+        <w:t>一加 Ace 7/Pro 系列手机发布：全系标配 9000mAh 大电池与 185Hz 东方屏，国补到手价 2761.65 元起</w:t>
+      </w:r>
+    </w:p>
+    <w:p>
+      <w:r>
+        <w:rPr>
+          <w:rFonts w:ascii="Times New Roman" w:hAnsi="Times New Roman" w:eastAsia="宋体"/>
+          <w:color w:val="888888"/>
+          <w:sz w:val="18"/>
+        </w:rPr>
+        <w:t>来源:IT之家 | 时间:10-29 19:58</w:t>
+      </w:r>
+    </w:p>
+    <w:p>
+      <w:r>
+        <w:rPr>
+          <w:rFonts w:ascii="Times New Roman" w:hAnsi="Times New Roman" w:eastAsia="宋体"/>
+          <w:sz w:val="18"/>
+        </w:rPr>
+        <w:t>链接:</w:t>
+      </w:r>
+      <w:hyperlink r:id="rId35">
+        <w:r>
+          <w:rPr>
+            <w:color w:val="0563C1"/>
+            <w:u w:val="single"/>
+          </w:rPr>
+          <w:t>一加 Ace 7/Pro 系列手机发布：全系标配 9000mAh 大电池与 185Hz 东方屏，国补到手价 2761.65 元起</w:t>
+        </w:r>
+      </w:hyperlink>
     </w:p>
     <w:p>
       <w:pPr>
@@ -1681,7 +1518,7 @@
           <w:rFonts w:ascii="Times New Roman" w:hAnsi="Times New Roman" w:eastAsia="宋体"/>
           <w:sz w:val="18"/>
         </w:rPr>
-        <w:t>IT之家(60)、GameLook(9)、HackerNews(2)、Bing新闻(11)</w:t>
+        <w:t>IT之家(60)、GameLook(8)、HackerNews(2)、Bing新闻(15)</w:t>
       </w:r>
     </w:p>
     <w:p>

--- a/briefings/线口监测午报-2026-10-29.docx
+++ b/briefings/线口监测午报-2026-10-29.docx
@@ -22,7 +22,7 @@
           <w:color w:val="888888"/>
           <w:sz w:val="18"/>
         </w:rPr>
-        <w:t>监测窗口:近48小时 | 生成时间:2026-10-29 22:09</w:t>
+        <w:t>监测窗口:近48小时 | 生成时间:2026-10-29 23:10</w:t>
       </w:r>
     </w:p>
     <w:p>
@@ -70,6 +70,261 @@
           <w:color w:val="888888"/>
           <w:sz w:val="24"/>
         </w:rPr>
+        <w:t>映泰推出无风扇边缘 AI 系统 MS-U320：酷睿 5 处理器 320，四 COM 口</w:t>
+      </w:r>
+    </w:p>
+    <w:p>
+      <w:r>
+        <w:rPr>
+          <w:rFonts w:ascii="Times New Roman" w:hAnsi="Times New Roman" w:eastAsia="宋体"/>
+          <w:color w:val="888888"/>
+          <w:sz w:val="18"/>
+        </w:rPr>
+        <w:t>来源:IT之家 | 时间:10-29 22:47</w:t>
+      </w:r>
+    </w:p>
+    <w:p>
+      <w:r>
+        <w:rPr>
+          <w:rFonts w:ascii="Times New Roman" w:hAnsi="Times New Roman" w:eastAsia="宋体"/>
+          <w:sz w:val="18"/>
+        </w:rPr>
+        <w:t>链接:</w:t>
+      </w:r>
+      <w:hyperlink r:id="rId9">
+        <w:r>
+          <w:rPr>
+            <w:color w:val="0563C1"/>
+            <w:u w:val="single"/>
+          </w:rPr>
+          <w:t>映泰推出无风扇边缘 AI 系统 MS-U320：酷睿 5 处理器 320，四 COM 口</w:t>
+        </w:r>
+      </w:hyperlink>
+    </w:p>
+    <w:p>
+      <w:pPr>
+        <w:pStyle w:val="Heading3"/>
+      </w:pPr>
+      <w:r>
+        <w:rPr>
+          <w:rFonts w:ascii="Times New Roman" w:hAnsi="Times New Roman" w:eastAsia="黑体"/>
+          <w:b w:val="0"/>
+          <w:color w:val="888888"/>
+          <w:sz w:val="24"/>
+        </w:rPr>
+        <w:t>【C级·参考】</w:t>
+      </w:r>
+      <w:r>
+        <w:rPr>
+          <w:rFonts w:ascii="Times New Roman" w:hAnsi="Times New Roman" w:eastAsia="黑体"/>
+          <w:b w:val="0"/>
+          <w:color w:val="888888"/>
+          <w:sz w:val="24"/>
+        </w:rPr>
+        <w:t>EA 裁员后办公室现状曝光：员工士气跌至谷底，管理层热衷于生成式 AI</w:t>
+      </w:r>
+    </w:p>
+    <w:p>
+      <w:r>
+        <w:rPr>
+          <w:rFonts w:ascii="Times New Roman" w:hAnsi="Times New Roman" w:eastAsia="宋体"/>
+          <w:color w:val="888888"/>
+          <w:sz w:val="18"/>
+        </w:rPr>
+        <w:t>来源:IT之家 | 时间:10-29 22:46</w:t>
+      </w:r>
+    </w:p>
+    <w:p>
+      <w:r>
+        <w:rPr>
+          <w:rFonts w:ascii="Times New Roman" w:hAnsi="Times New Roman" w:eastAsia="宋体"/>
+          <w:sz w:val="18"/>
+        </w:rPr>
+        <w:t>链接:</w:t>
+      </w:r>
+      <w:hyperlink r:id="rId10">
+        <w:r>
+          <w:rPr>
+            <w:color w:val="0563C1"/>
+            <w:u w:val="single"/>
+          </w:rPr>
+          <w:t>EA 裁员后办公室现状曝光：员工士气跌至谷底，管理层热衷于生成式 AI</w:t>
+        </w:r>
+      </w:hyperlink>
+    </w:p>
+    <w:p>
+      <w:pPr>
+        <w:pStyle w:val="Heading3"/>
+      </w:pPr>
+      <w:r>
+        <w:rPr>
+          <w:rFonts w:ascii="Times New Roman" w:hAnsi="Times New Roman" w:eastAsia="黑体"/>
+          <w:b w:val="0"/>
+          <w:color w:val="888888"/>
+          <w:sz w:val="24"/>
+        </w:rPr>
+        <w:t>【C级·参考】</w:t>
+      </w:r>
+      <w:r>
+        <w:rPr>
+          <w:rFonts w:ascii="Times New Roman" w:hAnsi="Times New Roman" w:eastAsia="黑体"/>
+          <w:b w:val="0"/>
+          <w:color w:val="888888"/>
+          <w:sz w:val="24"/>
+        </w:rPr>
+        <w:t>月之暗面 Kimi 接入谷歌 Gmail、云端硬盘和日历</w:t>
+      </w:r>
+    </w:p>
+    <w:p>
+      <w:r>
+        <w:rPr>
+          <w:rFonts w:ascii="Times New Roman" w:hAnsi="Times New Roman" w:eastAsia="宋体"/>
+          <w:color w:val="888888"/>
+          <w:sz w:val="18"/>
+        </w:rPr>
+        <w:t>来源:IT之家 | 时间:10-29 22:27</w:t>
+      </w:r>
+    </w:p>
+    <w:p>
+      <w:r>
+        <w:rPr>
+          <w:rFonts w:ascii="Times New Roman" w:hAnsi="Times New Roman" w:eastAsia="宋体"/>
+          <w:sz w:val="18"/>
+        </w:rPr>
+        <w:t>链接:</w:t>
+      </w:r>
+      <w:hyperlink r:id="rId11">
+        <w:r>
+          <w:rPr>
+            <w:color w:val="0563C1"/>
+            <w:u w:val="single"/>
+          </w:rPr>
+          <w:t>月之暗面 Kimi 接入谷歌 Gmail、云端硬盘和日历</w:t>
+        </w:r>
+      </w:hyperlink>
+    </w:p>
+    <w:p>
+      <w:pPr>
+        <w:pStyle w:val="Heading3"/>
+      </w:pPr>
+      <w:r>
+        <w:rPr>
+          <w:rFonts w:ascii="Times New Roman" w:hAnsi="Times New Roman" w:eastAsia="黑体"/>
+          <w:b w:val="0"/>
+          <w:color w:val="888888"/>
+          <w:sz w:val="24"/>
+        </w:rPr>
+        <w:t>【C级·参考】</w:t>
+      </w:r>
+      <w:r>
+        <w:rPr>
+          <w:rFonts w:ascii="Times New Roman" w:hAnsi="Times New Roman" w:eastAsia="黑体"/>
+          <w:b w:val="0"/>
+          <w:color w:val="888888"/>
+          <w:sz w:val="24"/>
+        </w:rPr>
+        <w:t>华为制药军团总裁樊杰明确“华为不做药”，希望成为 AI 制药产业技术底座</w:t>
+      </w:r>
+    </w:p>
+    <w:p>
+      <w:r>
+        <w:rPr>
+          <w:rFonts w:ascii="Times New Roman" w:hAnsi="Times New Roman" w:eastAsia="宋体"/>
+          <w:color w:val="888888"/>
+          <w:sz w:val="18"/>
+        </w:rPr>
+        <w:t>来源:IT之家 | 时间:10-29 22:24</w:t>
+      </w:r>
+    </w:p>
+    <w:p>
+      <w:r>
+        <w:rPr>
+          <w:rFonts w:ascii="Times New Roman" w:hAnsi="Times New Roman" w:eastAsia="宋体"/>
+          <w:sz w:val="18"/>
+        </w:rPr>
+        <w:t>链接:</w:t>
+      </w:r>
+      <w:hyperlink r:id="rId12">
+        <w:r>
+          <w:rPr>
+            <w:color w:val="0563C1"/>
+            <w:u w:val="single"/>
+          </w:rPr>
+          <w:t>华为制药军团总裁樊杰明确“华为不做药”，希望成为 AI 制药产业技术底座</w:t>
+        </w:r>
+      </w:hyperlink>
+    </w:p>
+    <w:p>
+      <w:pPr>
+        <w:pStyle w:val="Heading3"/>
+      </w:pPr>
+      <w:r>
+        <w:rPr>
+          <w:rFonts w:ascii="Times New Roman" w:hAnsi="Times New Roman" w:eastAsia="黑体"/>
+          <w:b w:val="0"/>
+          <w:color w:val="888888"/>
+          <w:sz w:val="24"/>
+        </w:rPr>
+        <w:t>【C级·参考】</w:t>
+      </w:r>
+      <w:r>
+        <w:rPr>
+          <w:rFonts w:ascii="Times New Roman" w:hAnsi="Times New Roman" w:eastAsia="黑体"/>
+          <w:b w:val="0"/>
+          <w:color w:val="888888"/>
+          <w:sz w:val="24"/>
+        </w:rPr>
+        <w:t>庆祝《ARC Raiders》发售一周年，海盗船携旗下品牌推出联名外设</w:t>
+      </w:r>
+    </w:p>
+    <w:p>
+      <w:r>
+        <w:rPr>
+          <w:rFonts w:ascii="Times New Roman" w:hAnsi="Times New Roman" w:eastAsia="宋体"/>
+          <w:color w:val="888888"/>
+          <w:sz w:val="18"/>
+        </w:rPr>
+        <w:t>来源:IT之家 | 时间:10-29 22:15</w:t>
+      </w:r>
+    </w:p>
+    <w:p>
+      <w:r>
+        <w:rPr>
+          <w:rFonts w:ascii="Times New Roman" w:hAnsi="Times New Roman" w:eastAsia="宋体"/>
+          <w:sz w:val="18"/>
+        </w:rPr>
+        <w:t>链接:</w:t>
+      </w:r>
+      <w:hyperlink r:id="rId13">
+        <w:r>
+          <w:rPr>
+            <w:color w:val="0563C1"/>
+            <w:u w:val="single"/>
+          </w:rPr>
+          <w:t>庆祝《ARC Raiders》发售一周年，海盗船携旗下品牌推出联名外设</w:t>
+        </w:r>
+      </w:hyperlink>
+    </w:p>
+    <w:p>
+      <w:pPr>
+        <w:pStyle w:val="Heading3"/>
+      </w:pPr>
+      <w:r>
+        <w:rPr>
+          <w:rFonts w:ascii="Times New Roman" w:hAnsi="Times New Roman" w:eastAsia="黑体"/>
+          <w:b w:val="0"/>
+          <w:color w:val="888888"/>
+          <w:sz w:val="24"/>
+        </w:rPr>
+        <w:t>【C级·参考】</w:t>
+      </w:r>
+      <w:r>
+        <w:rPr>
+          <w:rFonts w:ascii="Times New Roman" w:hAnsi="Times New Roman" w:eastAsia="黑体"/>
+          <w:b w:val="0"/>
+          <w:color w:val="888888"/>
+          <w:sz w:val="24"/>
+        </w:rPr>
         <w:t>借钱搞 AI：消息称微软计划通过美国债券发行至少筹资 250 亿美元</w:t>
       </w:r>
     </w:p>
@@ -91,7 +346,7 @@
         </w:rPr>
         <w:t>链接:</w:t>
       </w:r>
-      <w:hyperlink r:id="rId9">
+      <w:hyperlink r:id="rId14">
         <w:r>
           <w:rPr>
             <w:color w:val="0563C1"/>
@@ -142,13 +397,166 @@
         </w:rPr>
         <w:t>链接:</w:t>
       </w:r>
-      <w:hyperlink r:id="rId10">
+      <w:hyperlink r:id="rId15">
         <w:r>
           <w:rPr>
             <w:color w:val="0563C1"/>
             <w:u w:val="single"/>
           </w:rPr>
           <w:t>豆包工作向企业客户推出第三方模型服务：含 Kimi 3.1 Pro、GLM 5.3、DeepSeek V4.1 Flash 等</w:t>
+        </w:r>
+      </w:hyperlink>
+    </w:p>
+    <w:p>
+      <w:pPr>
+        <w:pStyle w:val="Heading3"/>
+      </w:pPr>
+      <w:r>
+        <w:rPr>
+          <w:rFonts w:ascii="Times New Roman" w:hAnsi="Times New Roman" w:eastAsia="黑体"/>
+          <w:b w:val="0"/>
+          <w:color w:val="888888"/>
+          <w:sz w:val="24"/>
+        </w:rPr>
+        <w:t>【C级·参考】</w:t>
+      </w:r>
+      <w:r>
+        <w:rPr>
+          <w:rFonts w:ascii="Times New Roman" w:hAnsi="Times New Roman" w:eastAsia="黑体"/>
+          <w:b w:val="0"/>
+          <w:color w:val="888888"/>
+          <w:sz w:val="24"/>
+        </w:rPr>
+        <w:t>Chained PHP2Shell Exploit Roots 25 Servers, Including US Government Servers</w:t>
+      </w:r>
+    </w:p>
+    <w:p>
+      <w:r>
+        <w:rPr>
+          <w:rFonts w:ascii="Times New Roman" w:hAnsi="Times New Roman" w:eastAsia="宋体"/>
+          <w:color w:val="888888"/>
+          <w:sz w:val="18"/>
+        </w:rPr>
+        <w:t>来源:Hacker News | 时间:10-29 18:42</w:t>
+      </w:r>
+    </w:p>
+    <w:p>
+      <w:r>
+        <w:rPr>
+          <w:rFonts w:ascii="Times New Roman" w:hAnsi="Times New Roman" w:eastAsia="宋体"/>
+          <w:sz w:val="18"/>
+        </w:rPr>
+        <w:t>链接:</w:t>
+      </w:r>
+      <w:hyperlink r:id="rId16">
+        <w:r>
+          <w:rPr>
+            <w:color w:val="0563C1"/>
+            <w:u w:val="single"/>
+          </w:rPr>
+          <w:t>Chained PHP2Shell Exploit Roots 25 Servers, Including US Government Servers</w:t>
+        </w:r>
+      </w:hyperlink>
+    </w:p>
+    <w:p>
+      <w:pPr>
+        <w:pStyle w:val="Heading3"/>
+      </w:pPr>
+      <w:r>
+        <w:rPr>
+          <w:rFonts w:ascii="Times New Roman" w:hAnsi="Times New Roman" w:eastAsia="黑体"/>
+          <w:b w:val="0"/>
+          <w:color w:val="888888"/>
+          <w:sz w:val="24"/>
+        </w:rPr>
+        <w:t>【C级·参考】</w:t>
+      </w:r>
+      <w:r>
+        <w:rPr>
+          <w:rFonts w:ascii="Times New Roman" w:hAnsi="Times New Roman" w:eastAsia="黑体"/>
+          <w:b w:val="0"/>
+          <w:color w:val="888888"/>
+          <w:sz w:val="24"/>
+        </w:rPr>
+        <w:t>2026年，全彩AI眼镜开始扎堆了</w:t>
+      </w:r>
+    </w:p>
+    <w:p>
+      <w:r>
+        <w:rPr>
+          <w:rFonts w:ascii="Times New Roman" w:hAnsi="Times New Roman" w:eastAsia="宋体"/>
+          <w:color w:val="888888"/>
+          <w:sz w:val="18"/>
+        </w:rPr>
+        <w:t>来源:Bing新闻 | 时间:10-29 15:30</w:t>
+      </w:r>
+    </w:p>
+    <w:p>
+      <w:r>
+        <w:rPr>
+          <w:rFonts w:ascii="Times New Roman" w:hAnsi="Times New Roman" w:eastAsia="宋体"/>
+          <w:sz w:val="18"/>
+        </w:rPr>
+        <w:t>链接:</w:t>
+      </w:r>
+      <w:hyperlink r:id="rId17">
+        <w:r>
+          <w:rPr>
+            <w:color w:val="0563C1"/>
+            <w:u w:val="single"/>
+          </w:rPr>
+          <w:t>2026年，全彩AI眼镜开始扎堆了</w:t>
+        </w:r>
+      </w:hyperlink>
+    </w:p>
+    <w:p>
+      <w:pPr>
+        <w:pStyle w:val="Heading3"/>
+      </w:pPr>
+      <w:r>
+        <w:rPr>
+          <w:rFonts w:ascii="Times New Roman" w:hAnsi="Times New Roman" w:eastAsia="黑体"/>
+          <w:b w:val="0"/>
+          <w:color w:val="888888"/>
+          <w:sz w:val="24"/>
+        </w:rPr>
+        <w:t>【C级·参考】</w:t>
+      </w:r>
+      <w:r>
+        <w:rPr>
+          <w:rFonts w:ascii="Times New Roman" w:hAnsi="Times New Roman" w:eastAsia="黑体"/>
+          <w:b w:val="0"/>
+          <w:color w:val="888888"/>
+          <w:sz w:val="24"/>
+        </w:rPr>
+        <w:t>极米记得AI记忆眼镜G1、记忆手环L1上线开售</w:t>
+      </w:r>
+    </w:p>
+    <w:p>
+      <w:r>
+        <w:rPr>
+          <w:rFonts w:ascii="Times New Roman" w:hAnsi="Times New Roman" w:eastAsia="宋体"/>
+          <w:color w:val="888888"/>
+          <w:sz w:val="18"/>
+        </w:rPr>
+        <w:t>来源:Bing新闻 | 时间:10-29 15:17</w:t>
+      </w:r>
+    </w:p>
+    <w:p>
+      <w:r>
+        <w:rPr>
+          <w:rFonts w:ascii="Times New Roman" w:hAnsi="Times New Roman" w:eastAsia="宋体"/>
+          <w:sz w:val="18"/>
+        </w:rPr>
+        <w:t>链接:</w:t>
+      </w:r>
+      <w:hyperlink r:id="rId18">
+        <w:r>
+          <w:rPr>
+            <w:color w:val="0563C1"/>
+            <w:u w:val="single"/>
+          </w:rPr>
+          <w:t>极米记得AI记忆眼镜G1、记忆手环L1上线开售</w:t>
         </w:r>
       </w:hyperlink>
     </w:p>
@@ -193,7 +601,7 @@
         </w:rPr>
         <w:t>链接:</w:t>
       </w:r>
-      <w:hyperlink r:id="rId11">
+      <w:hyperlink r:id="rId19">
         <w:r>
           <w:rPr>
             <w:color w:val="0563C1"/>
@@ -223,7 +631,7 @@
           <w:color w:val="888888"/>
           <w:sz w:val="24"/>
         </w:rPr>
-        <w:t>深兰科技联合华为，发布全球首款大模型智能体工作手机 Wowoker</w:t>
+        <w:t>XHEART新芯航途发布X7 Ultra大模型芯片：700 TOPS算力</w:t>
       </w:r>
     </w:p>
     <w:p>
@@ -233,7 +641,7 @@
           <w:color w:val="888888"/>
           <w:sz w:val="18"/>
         </w:rPr>
-        <w:t>来源:Bing新闻 | 时间:10-29 12:19</w:t>
+        <w:t>来源:Bing新闻 | 时间:10-29 13:00</w:t>
       </w:r>
     </w:p>
     <w:p>
@@ -244,13 +652,13 @@
         </w:rPr>
         <w:t>链接:</w:t>
       </w:r>
-      <w:hyperlink r:id="rId12">
+      <w:hyperlink r:id="rId20">
         <w:r>
           <w:rPr>
             <w:color w:val="0563C1"/>
             <w:u w:val="single"/>
           </w:rPr>
-          <w:t>深兰科技联合华为，发布全球首款大模型智能体工作手机 Wowoker</w:t>
+          <w:t>XHEART新芯航途发布X7 Ultra大模型芯片：700 TOPS算力</w:t>
         </w:r>
       </w:hyperlink>
     </w:p>
@@ -274,7 +682,7 @@
           <w:color w:val="888888"/>
           <w:sz w:val="24"/>
         </w:rPr>
-        <w:t>双十一 AI 眼镜选购指南：雷鸟三款热门产品别错过</w:t>
+        <w:t>谷歌重夺大模型第一，华尔街却不买账</w:t>
       </w:r>
     </w:p>
     <w:p>
@@ -284,7 +692,7 @@
           <w:color w:val="888888"/>
           <w:sz w:val="18"/>
         </w:rPr>
-        <w:t>来源:Bing新闻 | 时间:10-29 10:47</w:t>
+        <w:t>来源:Bing新闻 | 时间:10-29 09:13</w:t>
       </w:r>
     </w:p>
     <w:p>
@@ -295,64 +703,13 @@
         </w:rPr>
         <w:t>链接:</w:t>
       </w:r>
-      <w:hyperlink r:id="rId13">
+      <w:hyperlink r:id="rId21">
         <w:r>
           <w:rPr>
             <w:color w:val="0563C1"/>
             <w:u w:val="single"/>
           </w:rPr>
-          <w:t>双十一 AI 眼镜选购指南：雷鸟三款热门产品别错过</w:t>
-        </w:r>
-      </w:hyperlink>
-    </w:p>
-    <w:p>
-      <w:pPr>
-        <w:pStyle w:val="Heading3"/>
-      </w:pPr>
-      <w:r>
-        <w:rPr>
-          <w:rFonts w:ascii="Times New Roman" w:hAnsi="Times New Roman" w:eastAsia="黑体"/>
-          <w:b w:val="0"/>
-          <w:color w:val="888888"/>
-          <w:sz w:val="24"/>
-        </w:rPr>
-        <w:t>【C级·参考】</w:t>
-      </w:r>
-      <w:r>
-        <w:rPr>
-          <w:rFonts w:ascii="Times New Roman" w:hAnsi="Times New Roman" w:eastAsia="黑体"/>
-          <w:b w:val="0"/>
-          <w:color w:val="888888"/>
-          <w:sz w:val="24"/>
-        </w:rPr>
-        <w:t>XHEART正式发布大模型芯片X7 Ultra，大模型算力700 TOPS</w:t>
-      </w:r>
-    </w:p>
-    <w:p>
-      <w:r>
-        <w:rPr>
-          <w:rFonts w:ascii="Times New Roman" w:hAnsi="Times New Roman" w:eastAsia="宋体"/>
-          <w:color w:val="888888"/>
-          <w:sz w:val="18"/>
-        </w:rPr>
-        <w:t>来源:Bing新闻 | 时间:10-29 09:00</w:t>
-      </w:r>
-    </w:p>
-    <w:p>
-      <w:r>
-        <w:rPr>
-          <w:rFonts w:ascii="Times New Roman" w:hAnsi="Times New Roman" w:eastAsia="宋体"/>
-          <w:sz w:val="18"/>
-        </w:rPr>
-        <w:t>链接:</w:t>
-      </w:r>
-      <w:hyperlink r:id="rId14">
-        <w:r>
-          <w:rPr>
-            <w:color w:val="0563C1"/>
-            <w:u w:val="single"/>
-          </w:rPr>
-          <w:t>XHEART正式发布大模型芯片X7 Ultra，大模型算力700 TOPS</w:t>
+          <w:t>谷歌重夺大模型第一，华尔街却不买账</w:t>
         </w:r>
       </w:hyperlink>
     </w:p>
@@ -397,7 +754,7 @@
         </w:rPr>
         <w:t>链接:</w:t>
       </w:r>
-      <w:hyperlink r:id="rId15">
+      <w:hyperlink r:id="rId22">
         <w:r>
           <w:rPr>
             <w:color w:val="0563C1"/>
@@ -448,7 +805,7 @@
         </w:rPr>
         <w:t>链接:</w:t>
       </w:r>
-      <w:hyperlink r:id="rId16">
+      <w:hyperlink r:id="rId23">
         <w:r>
           <w:rPr>
             <w:color w:val="0563C1"/>
@@ -499,7 +856,7 @@
         </w:rPr>
         <w:t>链接:</w:t>
       </w:r>
-      <w:hyperlink r:id="rId17">
+      <w:hyperlink r:id="rId24">
         <w:r>
           <w:rPr>
             <w:color w:val="0563C1"/>
@@ -550,7 +907,7 @@
         </w:rPr>
         <w:t>链接:</w:t>
       </w:r>
-      <w:hyperlink r:id="rId18">
+      <w:hyperlink r:id="rId25">
         <w:r>
           <w:rPr>
             <w:color w:val="0563C1"/>
@@ -580,7 +937,7 @@
           <w:color w:val="888888"/>
           <w:sz w:val="24"/>
         </w:rPr>
-        <w:t>让AI学习物理规律推演万物 Momenta发布R7 Ultra世界模型</w:t>
+        <w:t>从扫地机到AI眼镜，中国智能硬件在日本市场“多品类开花”</w:t>
       </w:r>
     </w:p>
     <w:p>
@@ -590,7 +947,7 @@
           <w:color w:val="888888"/>
           <w:sz w:val="18"/>
         </w:rPr>
-        <w:t>来源:Bing新闻 | 时间:10-29 03:50</w:t>
+        <w:t>来源:Bing新闻 | 时间:10-29 03:49</w:t>
       </w:r>
     </w:p>
     <w:p>
@@ -601,13 +958,13 @@
         </w:rPr>
         <w:t>链接:</w:t>
       </w:r>
-      <w:hyperlink r:id="rId19">
+      <w:hyperlink r:id="rId26">
         <w:r>
           <w:rPr>
             <w:color w:val="0563C1"/>
             <w:u w:val="single"/>
           </w:rPr>
-          <w:t>让AI学习物理规律推演万物 Momenta发布R7 Ultra世界模型</w:t>
+          <w:t>从扫地机到AI眼镜，中国智能硬件在日本市场“多品类开花”</w:t>
         </w:r>
       </w:hyperlink>
     </w:p>
@@ -631,7 +988,7 @@
           <w:color w:val="888888"/>
           <w:sz w:val="24"/>
         </w:rPr>
-        <w:t>2026年，全彩AI眼镜开始扎堆了</w:t>
+        <w:t>新芯航途X7 Ultra大模型芯片亮相：700 TOPS算力，量产模型实测99.99%对齐</w:t>
       </w:r>
     </w:p>
     <w:p>
@@ -641,7 +998,7 @@
           <w:color w:val="888888"/>
           <w:sz w:val="18"/>
         </w:rPr>
-        <w:t>来源:Bing新闻 | 时间:10-29 01:31</w:t>
+        <w:t>来源:Bing新闻 | 时间:10-29 02:32</w:t>
       </w:r>
     </w:p>
     <w:p>
@@ -652,64 +1009,13 @@
         </w:rPr>
         <w:t>链接:</w:t>
       </w:r>
-      <w:hyperlink r:id="rId20">
+      <w:hyperlink r:id="rId27">
         <w:r>
           <w:rPr>
             <w:color w:val="0563C1"/>
             <w:u w:val="single"/>
           </w:rPr>
-          <w:t>2026年，全彩AI眼镜开始扎堆了</w:t>
-        </w:r>
-      </w:hyperlink>
-    </w:p>
-    <w:p>
-      <w:pPr>
-        <w:pStyle w:val="Heading3"/>
-      </w:pPr>
-      <w:r>
-        <w:rPr>
-          <w:rFonts w:ascii="Times New Roman" w:hAnsi="Times New Roman" w:eastAsia="黑体"/>
-          <w:b w:val="0"/>
-          <w:color w:val="888888"/>
-          <w:sz w:val="24"/>
-        </w:rPr>
-        <w:t>【C级·参考】</w:t>
-      </w:r>
-      <w:r>
-        <w:rPr>
-          <w:rFonts w:ascii="Times New Roman" w:hAnsi="Times New Roman" w:eastAsia="黑体"/>
-          <w:b w:val="0"/>
-          <w:color w:val="888888"/>
-          <w:sz w:val="24"/>
-        </w:rPr>
-        <w:t>极米记得AI记忆眼镜G1、记忆手环L1上线开售</w:t>
-      </w:r>
-    </w:p>
-    <w:p>
-      <w:r>
-        <w:rPr>
-          <w:rFonts w:ascii="Times New Roman" w:hAnsi="Times New Roman" w:eastAsia="宋体"/>
-          <w:color w:val="888888"/>
-          <w:sz w:val="18"/>
-        </w:rPr>
-        <w:t>来源:Bing新闻 | 时间:10-29 01:17</w:t>
-      </w:r>
-    </w:p>
-    <w:p>
-      <w:r>
-        <w:rPr>
-          <w:rFonts w:ascii="Times New Roman" w:hAnsi="Times New Roman" w:eastAsia="宋体"/>
-          <w:sz w:val="18"/>
-        </w:rPr>
-        <w:t>链接:</w:t>
-      </w:r>
-      <w:hyperlink r:id="rId21">
-        <w:r>
-          <w:rPr>
-            <w:color w:val="0563C1"/>
-            <w:u w:val="single"/>
-          </w:rPr>
-          <w:t>极米记得AI记忆眼镜G1、记忆手环L1上线开售</w:t>
+          <w:t>新芯航途X7 Ultra大模型芯片亮相：700 TOPS算力，量产模型实测99.99%对齐</w:t>
         </w:r>
       </w:hyperlink>
     </w:p>
@@ -754,7 +1060,7 @@
         </w:rPr>
         <w:t>链接:</w:t>
       </w:r>
-      <w:hyperlink r:id="rId22">
+      <w:hyperlink r:id="rId28">
         <w:r>
           <w:rPr>
             <w:color w:val="0563C1"/>
@@ -805,7 +1111,7 @@
         </w:rPr>
         <w:t>链接:</w:t>
       </w:r>
-      <w:hyperlink r:id="rId23">
+      <w:hyperlink r:id="rId29">
         <w:r>
           <w:rPr>
             <w:color w:val="0563C1"/>
@@ -856,64 +1162,13 @@
         </w:rPr>
         <w:t>链接:</w:t>
       </w:r>
-      <w:hyperlink r:id="rId24">
+      <w:hyperlink r:id="rId30">
         <w:r>
           <w:rPr>
             <w:color w:val="0563C1"/>
             <w:u w:val="single"/>
           </w:rPr>
           <w:t>互动影游《三体：审判前夜》明年发售，超300分钟动画全部AI制作！</w:t>
-        </w:r>
-      </w:hyperlink>
-    </w:p>
-    <w:p>
-      <w:pPr>
-        <w:pStyle w:val="Heading3"/>
-      </w:pPr>
-      <w:r>
-        <w:rPr>
-          <w:rFonts w:ascii="Times New Roman" w:hAnsi="Times New Roman" w:eastAsia="黑体"/>
-          <w:b w:val="0"/>
-          <w:color w:val="888888"/>
-          <w:sz w:val="24"/>
-        </w:rPr>
-        <w:t>【C级·参考】</w:t>
-      </w:r>
-      <w:r>
-        <w:rPr>
-          <w:rFonts w:ascii="Times New Roman" w:hAnsi="Times New Roman" w:eastAsia="黑体"/>
-          <w:b w:val="0"/>
-          <w:color w:val="888888"/>
-          <w:sz w:val="24"/>
-        </w:rPr>
-        <w:t>乐奇发布全彩AI眼镜：开启AI眼镜新时代</w:t>
-      </w:r>
-    </w:p>
-    <w:p>
-      <w:r>
-        <w:rPr>
-          <w:rFonts w:ascii="Times New Roman" w:hAnsi="Times New Roman" w:eastAsia="宋体"/>
-          <w:color w:val="888888"/>
-          <w:sz w:val="18"/>
-        </w:rPr>
-        <w:t>来源:Bing新闻 | 时间:10-28 01:18</w:t>
-      </w:r>
-    </w:p>
-    <w:p>
-      <w:r>
-        <w:rPr>
-          <w:rFonts w:ascii="Times New Roman" w:hAnsi="Times New Roman" w:eastAsia="宋体"/>
-          <w:sz w:val="18"/>
-        </w:rPr>
-        <w:t>链接:</w:t>
-      </w:r>
-      <w:hyperlink r:id="rId25">
-        <w:r>
-          <w:rPr>
-            <w:color w:val="0563C1"/>
-            <w:u w:val="single"/>
-          </w:rPr>
-          <w:t>乐奇发布全彩AI眼镜：开启AI眼镜新时代</w:t>
         </w:r>
       </w:hyperlink>
     </w:p>
@@ -970,7 +1225,7 @@
         </w:rPr>
         <w:t>链接:</w:t>
       </w:r>
-      <w:hyperlink r:id="rId26">
+      <w:hyperlink r:id="rId31">
         <w:r>
           <w:rPr>
             <w:color w:val="0563C1"/>
@@ -1033,7 +1288,7 @@
         </w:rPr>
         <w:t>链接:</w:t>
       </w:r>
-      <w:hyperlink r:id="rId27">
+      <w:hyperlink r:id="rId32">
         <w:r>
           <w:rPr>
             <w:color w:val="0563C1"/>
@@ -1092,7 +1347,7 @@
           <w:color w:val="888888"/>
           <w:sz w:val="24"/>
         </w:rPr>
-        <w:t>《GTA6》游戏公共交通系统详解：火车、巴士有固定路线和时刻表</w:t>
+        <w:t>Epic 喜加一：《抱歉我们打烊了》游戏免费领取</w:t>
       </w:r>
     </w:p>
     <w:p>
@@ -1102,7 +1357,7 @@
           <w:color w:val="888888"/>
           <w:sz w:val="18"/>
         </w:rPr>
-        <w:t>来源:IT之家 | 时间:10-29 22:06</w:t>
+        <w:t>来源:IT之家 | 时间:10-29 23:00</w:t>
       </w:r>
     </w:p>
     <w:p>
@@ -1113,13 +1368,13 @@
         </w:rPr>
         <w:t>链接:</w:t>
       </w:r>
-      <w:hyperlink r:id="rId28">
+      <w:hyperlink r:id="rId33">
         <w:r>
           <w:rPr>
             <w:color w:val="0563C1"/>
             <w:u w:val="single"/>
           </w:rPr>
-          <w:t>《GTA6》游戏公共交通系统详解：火车、巴士有固定路线和时刻表</w:t>
+          <w:t>Epic 喜加一：《抱歉我们打烊了》游戏免费领取</w:t>
         </w:r>
       </w:hyperlink>
     </w:p>
@@ -1143,7 +1398,7 @@
           <w:color w:val="888888"/>
           <w:sz w:val="24"/>
         </w:rPr>
-        <w:t>2026 年 10 月游戏版号下发：183 款国产游戏、12 款进口网络游戏获批，腾讯《不可卷卷书店》、网易《桃花》、完美《诛仙：归来》在内</w:t>
+        <w:t>FS 社旗下 Switch 2 独占游戏《黄昏血族》跳票，2027 年发售</w:t>
       </w:r>
     </w:p>
     <w:p>
@@ -1153,7 +1408,7 @@
           <w:color w:val="888888"/>
           <w:sz w:val="18"/>
         </w:rPr>
-        <w:t>来源:IT之家 | 时间:10-29 18:15</w:t>
+        <w:t>来源:IT之家 | 时间:10-29 22:58</w:t>
       </w:r>
     </w:p>
     <w:p>
@@ -1164,13 +1419,64 @@
         </w:rPr>
         <w:t>链接:</w:t>
       </w:r>
-      <w:hyperlink r:id="rId29">
+      <w:hyperlink r:id="rId34">
         <w:r>
           <w:rPr>
             <w:color w:val="0563C1"/>
             <w:u w:val="single"/>
           </w:rPr>
-          <w:t>2026 年 10 月游戏版号下发：183 款国产游戏、12 款进口网络游戏获批，腾讯《不可卷卷书店》、网易《桃花》、完美《诛仙：归来》在内</w:t>
+          <w:t>FS 社旗下 Switch 2 独占游戏《黄昏血族》跳票，2027 年发售</w:t>
+        </w:r>
+      </w:hyperlink>
+    </w:p>
+    <w:p>
+      <w:pPr>
+        <w:pStyle w:val="Heading3"/>
+      </w:pPr>
+      <w:r>
+        <w:rPr>
+          <w:rFonts w:ascii="Times New Roman" w:hAnsi="Times New Roman" w:eastAsia="黑体"/>
+          <w:b w:val="0"/>
+          <w:color w:val="888888"/>
+          <w:sz w:val="24"/>
+        </w:rPr>
+        <w:t>【C级·参考】</w:t>
+      </w:r>
+      <w:r>
+        <w:rPr>
+          <w:rFonts w:ascii="Times New Roman" w:hAnsi="Times New Roman" w:eastAsia="黑体"/>
+          <w:b w:val="0"/>
+          <w:color w:val="888888"/>
+          <w:sz w:val="24"/>
+        </w:rPr>
+        <w:t>《GTA6》游戏公共交通系统详解：火车、巴士有固定路线和时刻表</w:t>
+      </w:r>
+    </w:p>
+    <w:p>
+      <w:r>
+        <w:rPr>
+          <w:rFonts w:ascii="Times New Roman" w:hAnsi="Times New Roman" w:eastAsia="宋体"/>
+          <w:color w:val="888888"/>
+          <w:sz w:val="18"/>
+        </w:rPr>
+        <w:t>来源:IT之家 | 时间:10-29 22:06</w:t>
+      </w:r>
+    </w:p>
+    <w:p>
+      <w:r>
+        <w:rPr>
+          <w:rFonts w:ascii="Times New Roman" w:hAnsi="Times New Roman" w:eastAsia="宋体"/>
+          <w:sz w:val="18"/>
+        </w:rPr>
+        <w:t>链接:</w:t>
+      </w:r>
+      <w:hyperlink r:id="rId35">
+        <w:r>
+          <w:rPr>
+            <w:color w:val="0563C1"/>
+            <w:u w:val="single"/>
+          </w:rPr>
+          <w:t>《GTA6》游戏公共交通系统详解：火车、巴士有固定路线和时刻表</w:t>
         </w:r>
       </w:hyperlink>
     </w:p>
@@ -1215,7 +1521,7 @@
         </w:rPr>
         <w:t>链接:</w:t>
       </w:r>
-      <w:hyperlink r:id="rId30">
+      <w:hyperlink r:id="rId36">
         <w:r>
           <w:rPr>
             <w:color w:val="0563C1"/>
@@ -1266,166 +1572,13 @@
         </w:rPr>
         <w:t>链接:</w:t>
       </w:r>
-      <w:hyperlink r:id="rId31">
+      <w:hyperlink r:id="rId37">
         <w:r>
           <w:rPr>
             <w:color w:val="0563C1"/>
             <w:u w:val="single"/>
           </w:rPr>
           <w:t>“不想给TGA年度游戏就直说”！《影之刃零》M站媒体评分88，比《悟空》高7分</w:t>
-        </w:r>
-      </w:hyperlink>
-    </w:p>
-    <w:p>
-      <w:pPr>
-        <w:pStyle w:val="Heading3"/>
-      </w:pPr>
-      <w:r>
-        <w:rPr>
-          <w:rFonts w:ascii="Times New Roman" w:hAnsi="Times New Roman" w:eastAsia="黑体"/>
-          <w:b w:val="0"/>
-          <w:color w:val="888888"/>
-          <w:sz w:val="24"/>
-        </w:rPr>
-        <w:t>【C级·参考】</w:t>
-      </w:r>
-      <w:r>
-        <w:rPr>
-          <w:rFonts w:ascii="Times New Roman" w:hAnsi="Times New Roman" w:eastAsia="黑体"/>
-          <w:b w:val="0"/>
-          <w:color w:val="888888"/>
-          <w:sz w:val="24"/>
-        </w:rPr>
-        <w:t>西山居的小游戏成了？《剑网1》微信畅销榜第12，新游《工匠小能手》第19</w:t>
-      </w:r>
-    </w:p>
-    <w:p>
-      <w:r>
-        <w:rPr>
-          <w:rFonts w:ascii="Times New Roman" w:hAnsi="Times New Roman" w:eastAsia="宋体"/>
-          <w:color w:val="888888"/>
-          <w:sz w:val="18"/>
-        </w:rPr>
-        <w:t>来源:GameLook | 时间:10-28 09:51</w:t>
-      </w:r>
-    </w:p>
-    <w:p>
-      <w:r>
-        <w:rPr>
-          <w:rFonts w:ascii="Times New Roman" w:hAnsi="Times New Roman" w:eastAsia="宋体"/>
-          <w:sz w:val="18"/>
-        </w:rPr>
-        <w:t>链接:</w:t>
-      </w:r>
-      <w:hyperlink r:id="rId32">
-        <w:r>
-          <w:rPr>
-            <w:color w:val="0563C1"/>
-            <w:u w:val="single"/>
-          </w:rPr>
-          <w:t>西山居的小游戏成了？《剑网1》微信畅销榜第12，新游《工匠小能手》第19</w:t>
-        </w:r>
-      </w:hyperlink>
-    </w:p>
-    <w:p>
-      <w:pPr>
-        <w:pStyle w:val="Heading3"/>
-      </w:pPr>
-      <w:r>
-        <w:rPr>
-          <w:rFonts w:ascii="Times New Roman" w:hAnsi="Times New Roman" w:eastAsia="黑体"/>
-          <w:b w:val="0"/>
-          <w:color w:val="888888"/>
-          <w:sz w:val="24"/>
-        </w:rPr>
-        <w:t>【C级·参考】</w:t>
-      </w:r>
-      <w:r>
-        <w:rPr>
-          <w:rFonts w:ascii="Times New Roman" w:hAnsi="Times New Roman" w:eastAsia="黑体"/>
-          <w:b w:val="0"/>
-          <w:color w:val="888888"/>
-          <w:sz w:val="24"/>
-        </w:rPr>
-        <w:t>2026胡润百富榜：张一鸣夺冠，马化腾第4、丁磊第8，米哈游三巨头身价大涨60%</w:t>
-      </w:r>
-    </w:p>
-    <w:p>
-      <w:r>
-        <w:rPr>
-          <w:rFonts w:ascii="Times New Roman" w:hAnsi="Times New Roman" w:eastAsia="宋体"/>
-          <w:color w:val="888888"/>
-          <w:sz w:val="18"/>
-        </w:rPr>
-        <w:t>来源:GameLook | 时间:10-28 09:44</w:t>
-      </w:r>
-    </w:p>
-    <w:p>
-      <w:r>
-        <w:rPr>
-          <w:rFonts w:ascii="Times New Roman" w:hAnsi="Times New Roman" w:eastAsia="宋体"/>
-          <w:sz w:val="18"/>
-        </w:rPr>
-        <w:t>链接:</w:t>
-      </w:r>
-      <w:hyperlink r:id="rId33">
-        <w:r>
-          <w:rPr>
-            <w:color w:val="0563C1"/>
-            <w:u w:val="single"/>
-          </w:rPr>
-          <w:t>2026胡润百富榜：张一鸣夺冠，马化腾第4、丁磊第8，米哈游三巨头身价大涨60%</w:t>
-        </w:r>
-      </w:hyperlink>
-    </w:p>
-    <w:p>
-      <w:pPr>
-        <w:pStyle w:val="Heading3"/>
-      </w:pPr>
-      <w:r>
-        <w:rPr>
-          <w:rFonts w:ascii="Times New Roman" w:hAnsi="Times New Roman" w:eastAsia="黑体"/>
-          <w:b w:val="0"/>
-          <w:color w:val="888888"/>
-          <w:sz w:val="24"/>
-        </w:rPr>
-        <w:t>【C级·参考】</w:t>
-      </w:r>
-      <w:r>
-        <w:rPr>
-          <w:rFonts w:ascii="Times New Roman" w:hAnsi="Times New Roman" w:eastAsia="黑体"/>
-          <w:b w:val="0"/>
-          <w:color w:val="888888"/>
-          <w:sz w:val="24"/>
-        </w:rPr>
-        <w:t>Epic好伤，开发者吐槽：“游戏全平台卖了2万份、EGS商店5天才卖1份！”</w:t>
-      </w:r>
-    </w:p>
-    <w:p>
-      <w:r>
-        <w:rPr>
-          <w:rFonts w:ascii="Times New Roman" w:hAnsi="Times New Roman" w:eastAsia="宋体"/>
-          <w:color w:val="888888"/>
-          <w:sz w:val="18"/>
-        </w:rPr>
-        <w:t>来源:GameLook | 时间:10-28 09:30</w:t>
-      </w:r>
-    </w:p>
-    <w:p>
-      <w:r>
-        <w:rPr>
-          <w:rFonts w:ascii="Times New Roman" w:hAnsi="Times New Roman" w:eastAsia="宋体"/>
-          <w:sz w:val="18"/>
-        </w:rPr>
-        <w:t>链接:</w:t>
-      </w:r>
-      <w:hyperlink r:id="rId34">
-        <w:r>
-          <w:rPr>
-            <w:color w:val="0563C1"/>
-            <w:u w:val="single"/>
-          </w:rPr>
-          <w:t>Epic好伤，开发者吐槽：“游戏全平台卖了2万份、EGS商店5天才卖1份！”</w:t>
         </w:r>
       </w:hyperlink>
     </w:p>
@@ -1482,7 +1635,7 @@
         </w:rPr>
         <w:t>链接:</w:t>
       </w:r>
-      <w:hyperlink r:id="rId35">
+      <w:hyperlink r:id="rId38">
         <w:r>
           <w:rPr>
             <w:color w:val="0563C1"/>
